--- a/lessons/2-9/downloads/reveal/teacher/2.9-session-2-prerequisite-practice-a.docx
+++ b/lessons/2-9/downloads/reveal/teacher/2.9-session-2-prerequisite-practice-a.docx
@@ -15,10 +15,28 @@
         <w:rPr>
           <w:rFonts w:ascii="Avenir Next" w:hAnsi="Avenir Next" w:cs="Avenir Next" w:eastAsia="Avenir Next"/>
           <w:color w:val="1A1A1A"/>
+          <w:sz w:val="22"/>
+          <w:szCs w:val="20"/>
+        </w:rPr>
+        <w:t xml:space="preserve">Name</w:t>
+      </w:r>
+      <w:r>
+        <w:rPr>
+          <w:rFonts w:ascii="Avenir Next" w:hAnsi="Avenir Next" w:cs="Avenir Next" w:eastAsia="Avenir Next"/>
+          <w:color w:val="1A1A1A"/>
           <w:sz w:val="20"/>
           <w:szCs w:val="20"/>
         </w:rPr>
-        <w:t xml:space="preserve">Name</w:t>
+        <w:tab/>
+      </w:r>
+      <w:r>
+        <w:rPr>
+          <w:rFonts w:ascii="Avenir Next" w:hAnsi="Avenir Next" w:cs="Avenir Next" w:eastAsia="Avenir Next"/>
+          <w:color w:val="1A1A1A"/>
+          <w:sz w:val="22"/>
+          <w:szCs w:val="20"/>
+        </w:rPr>
+        <w:t xml:space="preserve">   Date</w:t>
       </w:r>
       <w:r>
         <w:rPr>
@@ -33,25 +51,7 @@
         <w:rPr>
           <w:rFonts w:ascii="Avenir Next" w:hAnsi="Avenir Next" w:cs="Avenir Next" w:eastAsia="Avenir Next"/>
           <w:color w:val="1A1A1A"/>
-          <w:sz w:val="20"/>
-          <w:szCs w:val="20"/>
-        </w:rPr>
-        <w:t xml:space="preserve">   Date</w:t>
-      </w:r>
-      <w:r>
-        <w:rPr>
-          <w:rFonts w:ascii="Avenir Next" w:hAnsi="Avenir Next" w:cs="Avenir Next" w:eastAsia="Avenir Next"/>
-          <w:color w:val="1A1A1A"/>
-          <w:sz w:val="20"/>
-          <w:szCs w:val="20"/>
-        </w:rPr>
-        <w:tab/>
-      </w:r>
-      <w:r>
-        <w:rPr>
-          <w:rFonts w:ascii="Avenir Next" w:hAnsi="Avenir Next" w:cs="Avenir Next" w:eastAsia="Avenir Next"/>
-          <w:color w:val="1A1A1A"/>
-          <w:sz w:val="20"/>
+          <w:sz w:val="22"/>
           <w:szCs w:val="20"/>
         </w:rPr>
         <w:t xml:space="preserve">   Period</w:t>
@@ -78,7 +78,7 @@
           <w:caps/>
           <w:color w:val="003A70"/>
           <w:spacing w:val="12"/>
-          <w:sz w:val="19"/>
+          <w:sz w:val="22"/>
           <w:szCs w:val="19"/>
         </w:rPr>
         <w:t xml:space="preserve">Lesson 2-9  ·  Session 2  ·  Prerequisite Practice A  ·  Skill 1 of 2</w:t>
@@ -86,6 +86,7 @@
     </w:p>
     <w:p>
       <w:pPr>
+        <w:pStyle w:val="Heading1"/>
         <w:keepNext/>
         <w:spacing w:before="0" w:after="10" w:line="240" w:lineRule="auto"/>
       </w:pPr>
@@ -111,7 +112,7 @@
         <w:rPr>
           <w:rFonts w:ascii="Avenir Next" w:hAnsi="Avenir Next" w:cs="Avenir Next" w:eastAsia="Avenir Next"/>
           <w:color w:val="5A5F66"/>
-          <w:sz w:val="17"/>
+          <w:sz w:val="22"/>
           <w:szCs w:val="17"/>
         </w:rPr>
         <w:t xml:space="preserve">Builds on Grade 5 · 5.NBT.A.3b</w:t>
@@ -154,6 +155,7 @@
           </w:tcPr>
           <w:p>
             <w:pPr>
+              <w:pStyle w:val="Heading2"/>
               <w:spacing w:before="0" w:after="0" w:line="252" w:lineRule="auto"/>
             </w:pPr>
             <w:r>
@@ -183,7 +185,7 @@
               <w:rPr>
                 <w:rFonts w:ascii="Avenir Next" w:hAnsi="Avenir Next" w:cs="Avenir Next" w:eastAsia="Avenir Next"/>
                 <w:color w:val="1A1A1A"/>
-                <w:sz w:val="20"/>
+                <w:sz w:val="22"/>
                 <w:szCs w:val="20"/>
               </w:rPr>
               <w:t xml:space="preserve">In Problem 8, Archer 1’s MAD is 0.5 and Archer 2’s is 3. You compare them to pick.</w:t>
@@ -203,6 +205,7 @@
           </w:tcPr>
           <w:p>
             <w:pPr>
+              <w:pStyle w:val="Heading2"/>
               <w:spacing w:before="0" w:after="0" w:line="252" w:lineRule="auto"/>
             </w:pPr>
             <w:r>
@@ -232,7 +235,7 @@
               <w:rPr>
                 <w:rFonts w:ascii="Avenir Next" w:hAnsi="Avenir Next" w:cs="Avenir Next" w:eastAsia="Avenir Next"/>
                 <w:color w:val="1A1A1A"/>
-                <w:sz w:val="20"/>
+                <w:sz w:val="22"/>
                 <w:szCs w:val="20"/>
               </w:rPr>
               <w:t xml:space="preserve">Compare decimals by lining up the decimal points, like 0.5 &lt; 3.  </w:t>
@@ -242,7 +245,7 @@
                 <w:rFonts w:ascii="Avenir Next" w:hAnsi="Avenir Next" w:cs="Avenir Next" w:eastAsia="Avenir Next"/>
                 <w:b/>
                 <w:color w:val="1A1A1A"/>
-                <w:sz w:val="20"/>
+                <w:sz w:val="22"/>
                 <w:szCs w:val="20"/>
               </w:rPr>
               <w:t xml:space="preserve">You will use it in Practice Form A, problems 7 and 8.</w:t>
@@ -253,6 +256,7 @@
     </w:tbl>
     <w:p>
       <w:pPr>
+        <w:pStyle w:val="Heading2"/>
         <w:keepNext/>
         <w:pBdr>
           <w:bottom w:val="single" w:sz="8" w:space="3" w:color="003A70"/>
@@ -268,7 +272,7 @@
           <w:b/>
           <w:color w:val="003A70"/>
           <w:spacing w:val="14"/>
-          <w:sz w:val="19"/>
+          <w:sz w:val="22"/>
           <w:szCs w:val="19"/>
         </w:rPr>
         <w:t xml:space="preserve">STEPS TO FOLLOW</w:t>
@@ -287,7 +291,7 @@
           <w:rFonts w:ascii="Avenir Next" w:hAnsi="Avenir Next" w:cs="Avenir Next" w:eastAsia="Avenir Next"/>
           <w:i/>
           <w:color w:val="5A5F66"/>
-          <w:sz w:val="17"/>
+          <w:sz w:val="22"/>
           <w:szCs w:val="17"/>
         </w:rPr>
         <w:t xml:space="preserve">use these same steps on every problem</w:t>
@@ -329,6 +333,7 @@
           </w:tcPr>
           <w:p>
             <w:pPr>
+              <w:pStyle w:val="Heading1"/>
               <w:spacing w:before="0" w:after="0" w:line="240" w:lineRule="auto"/>
               <w:jc w:val="center"/>
             </w:pPr>
@@ -358,7 +363,7 @@
                 <w:rFonts w:ascii="Avenir Next" w:hAnsi="Avenir Next" w:cs="Avenir Next" w:eastAsia="Avenir Next"/>
                 <w:b/>
                 <w:color w:val="1A1A1A"/>
-                <w:sz w:val="21"/>
+                <w:sz w:val="22"/>
                 <w:szCs w:val="21"/>
               </w:rPr>
               <w:t xml:space="preserve">Line up</w:t>
@@ -367,7 +372,7 @@
               <w:rPr>
                 <w:rFonts w:ascii="Avenir Next" w:hAnsi="Avenir Next" w:cs="Avenir Next" w:eastAsia="Avenir Next"/>
                 <w:color w:val="1A1A1A"/>
-                <w:sz w:val="21"/>
+                <w:sz w:val="22"/>
                 <w:szCs w:val="21"/>
               </w:rPr>
               <w:t xml:space="preserve"> the decimal points. Write zeros to fill.</w:t>
@@ -386,6 +391,7 @@
           </w:tcPr>
           <w:p>
             <w:pPr>
+              <w:pStyle w:val="Heading1"/>
               <w:spacing w:before="0" w:after="0" w:line="240" w:lineRule="auto"/>
               <w:jc w:val="center"/>
             </w:pPr>
@@ -415,7 +421,7 @@
                 <w:rFonts w:ascii="Avenir Next" w:hAnsi="Avenir Next" w:cs="Avenir Next" w:eastAsia="Avenir Next"/>
                 <w:b/>
                 <w:color w:val="1A1A1A"/>
-                <w:sz w:val="21"/>
+                <w:sz w:val="22"/>
                 <w:szCs w:val="21"/>
               </w:rPr>
               <w:t xml:space="preserve">Compare</w:t>
@@ -424,7 +430,7 @@
               <w:rPr>
                 <w:rFonts w:ascii="Avenir Next" w:hAnsi="Avenir Next" w:cs="Avenir Next" w:eastAsia="Avenir Next"/>
                 <w:color w:val="1A1A1A"/>
-                <w:sz w:val="21"/>
+                <w:sz w:val="22"/>
                 <w:szCs w:val="21"/>
               </w:rPr>
               <w:t xml:space="preserve"> digits from the left.</w:t>
@@ -443,6 +449,7 @@
           </w:tcPr>
           <w:p>
             <w:pPr>
+              <w:pStyle w:val="Heading1"/>
               <w:spacing w:before="0" w:after="0" w:line="240" w:lineRule="auto"/>
               <w:jc w:val="center"/>
             </w:pPr>
@@ -472,7 +479,7 @@
                 <w:rFonts w:ascii="Avenir Next" w:hAnsi="Avenir Next" w:cs="Avenir Next" w:eastAsia="Avenir Next"/>
                 <w:b/>
                 <w:color w:val="1A1A1A"/>
-                <w:sz w:val="21"/>
+                <w:sz w:val="22"/>
                 <w:szCs w:val="21"/>
               </w:rPr>
               <w:t xml:space="preserve">Write</w:t>
@@ -481,7 +488,7 @@
               <w:rPr>
                 <w:rFonts w:ascii="Avenir Next" w:hAnsi="Avenir Next" w:cs="Avenir Next" w:eastAsia="Avenir Next"/>
                 <w:color w:val="1A1A1A"/>
-                <w:sz w:val="21"/>
+                <w:sz w:val="22"/>
                 <w:szCs w:val="21"/>
               </w:rPr>
               <w:t xml:space="preserve"> &lt;, &gt; or =.</w:t>
@@ -492,6 +499,7 @@
     </w:tbl>
     <w:p>
       <w:pPr>
+        <w:pStyle w:val="Heading2"/>
         <w:keepNext/>
         <w:pBdr>
           <w:bottom w:val="single" w:sz="8" w:space="3" w:color="003A70"/>
@@ -507,7 +515,7 @@
           <w:b/>
           <w:color w:val="003A70"/>
           <w:spacing w:val="14"/>
-          <w:sz w:val="19"/>
+          <w:sz w:val="22"/>
           <w:szCs w:val="19"/>
         </w:rPr>
         <w:t xml:space="preserve">WATCH ME</w:t>
@@ -526,7 +534,7 @@
           <w:rFonts w:ascii="Avenir Next" w:hAnsi="Avenir Next" w:cs="Avenir Next" w:eastAsia="Avenir Next"/>
           <w:i/>
           <w:color w:val="5A5F66"/>
-          <w:sz w:val="17"/>
+          <w:sz w:val="22"/>
           <w:szCs w:val="17"/>
         </w:rPr>
         <w:t xml:space="preserve">the steps in action</w:t>
@@ -541,7 +549,7 @@
           <w:rFonts w:ascii="Avenir Next" w:hAnsi="Avenir Next" w:cs="Avenir Next" w:eastAsia="Avenir Next"/>
           <w:b/>
           <w:color w:val="1A1A1A"/>
-          <w:sz w:val="21"/>
+          <w:sz w:val="22"/>
           <w:szCs w:val="21"/>
         </w:rPr>
         <w:t xml:space="preserve">Compare 0.5 and 3.</w:t>
@@ -560,25 +568,25 @@
           <w:rFonts w:ascii="Avenir Next" w:hAnsi="Avenir Next" w:cs="Avenir Next" w:eastAsia="Avenir Next"/>
           <w:b/>
           <w:color w:val="003A70"/>
+          <w:sz w:val="22"/>
+          <w:szCs w:val="19"/>
+        </w:rPr>
+        <w:t xml:space="preserve">Step 1</w:t>
+      </w:r>
+      <w:r>
+        <w:rPr>
+          <w:rFonts w:ascii="Avenir Next" w:hAnsi="Avenir Next" w:cs="Avenir Next" w:eastAsia="Avenir Next"/>
+          <w:color w:val="1A1A1A"/>
           <w:sz w:val="19"/>
           <w:szCs w:val="19"/>
         </w:rPr>
-        <w:t xml:space="preserve">Step 1</w:t>
-      </w:r>
-      <w:r>
-        <w:rPr>
-          <w:rFonts w:ascii="Avenir Next" w:hAnsi="Avenir Next" w:cs="Avenir Next" w:eastAsia="Avenir Next"/>
-          <w:color w:val="1A1A1A"/>
-          <w:sz w:val="19"/>
-          <w:szCs w:val="19"/>
-        </w:rPr>
         <w:tab/>
       </w:r>
       <w:r>
         <w:rPr>
           <w:rFonts w:ascii="Avenir Next" w:hAnsi="Avenir Next" w:cs="Avenir Next" w:eastAsia="Avenir Next"/>
           <w:color w:val="1A1A1A"/>
-          <w:sz w:val="21"/>
+          <w:sz w:val="22"/>
           <w:szCs w:val="21"/>
         </w:rPr>
         <w:t xml:space="preserve">Write 3 as 3.0.</w:t>
@@ -597,25 +605,25 @@
           <w:rFonts w:ascii="Avenir Next" w:hAnsi="Avenir Next" w:cs="Avenir Next" w:eastAsia="Avenir Next"/>
           <w:b/>
           <w:color w:val="003A70"/>
+          <w:sz w:val="22"/>
+          <w:szCs w:val="19"/>
+        </w:rPr>
+        <w:t xml:space="preserve">Step 2</w:t>
+      </w:r>
+      <w:r>
+        <w:rPr>
+          <w:rFonts w:ascii="Avenir Next" w:hAnsi="Avenir Next" w:cs="Avenir Next" w:eastAsia="Avenir Next"/>
+          <w:color w:val="1A1A1A"/>
           <w:sz w:val="19"/>
           <w:szCs w:val="19"/>
         </w:rPr>
-        <w:t xml:space="preserve">Step 2</w:t>
-      </w:r>
-      <w:r>
-        <w:rPr>
-          <w:rFonts w:ascii="Avenir Next" w:hAnsi="Avenir Next" w:cs="Avenir Next" w:eastAsia="Avenir Next"/>
-          <w:color w:val="1A1A1A"/>
-          <w:sz w:val="19"/>
-          <w:szCs w:val="19"/>
-        </w:rPr>
         <w:tab/>
       </w:r>
       <w:r>
         <w:rPr>
           <w:rFonts w:ascii="Avenir Next" w:hAnsi="Avenir Next" w:cs="Avenir Next" w:eastAsia="Avenir Next"/>
           <w:color w:val="1A1A1A"/>
-          <w:sz w:val="21"/>
+          <w:sz w:val="22"/>
           <w:szCs w:val="21"/>
         </w:rPr>
         <w:t xml:space="preserve">Ones: 0 is less than 3.</w:t>
@@ -634,25 +642,25 @@
           <w:rFonts w:ascii="Avenir Next" w:hAnsi="Avenir Next" w:cs="Avenir Next" w:eastAsia="Avenir Next"/>
           <w:b/>
           <w:color w:val="003A70"/>
+          <w:sz w:val="22"/>
+          <w:szCs w:val="19"/>
+        </w:rPr>
+        <w:t xml:space="preserve">Step 3</w:t>
+      </w:r>
+      <w:r>
+        <w:rPr>
+          <w:rFonts w:ascii="Avenir Next" w:hAnsi="Avenir Next" w:cs="Avenir Next" w:eastAsia="Avenir Next"/>
+          <w:color w:val="1A1A1A"/>
           <w:sz w:val="19"/>
           <w:szCs w:val="19"/>
         </w:rPr>
-        <w:t xml:space="preserve">Step 3</w:t>
-      </w:r>
-      <w:r>
-        <w:rPr>
-          <w:rFonts w:ascii="Avenir Next" w:hAnsi="Avenir Next" w:cs="Avenir Next" w:eastAsia="Avenir Next"/>
-          <w:color w:val="1A1A1A"/>
-          <w:sz w:val="19"/>
-          <w:szCs w:val="19"/>
-        </w:rPr>
         <w:tab/>
       </w:r>
       <w:r>
         <w:rPr>
           <w:rFonts w:ascii="Avenir Next" w:hAnsi="Avenir Next" w:cs="Avenir Next" w:eastAsia="Avenir Next"/>
           <w:color w:val="1A1A1A"/>
-          <w:sz w:val="21"/>
+          <w:sz w:val="22"/>
           <w:szCs w:val="21"/>
         </w:rPr>
         <w:t xml:space="preserve">0.5 &lt; 3.</w:t>
@@ -671,18 +679,18 @@
           <w:rFonts w:ascii="Avenir Next" w:hAnsi="Avenir Next" w:cs="Avenir Next" w:eastAsia="Avenir Next"/>
           <w:b/>
           <w:color w:val="1A1A1A"/>
+          <w:sz w:val="22"/>
+          <w:szCs w:val="21"/>
+        </w:rPr>
+        <w:t xml:space="preserve">Answer</w:t>
+      </w:r>
+      <w:r>
+        <w:rPr>
+          <w:rFonts w:ascii="Avenir Next" w:hAnsi="Avenir Next" w:cs="Avenir Next" w:eastAsia="Avenir Next"/>
+          <w:color w:val="1A1A1A"/>
           <w:sz w:val="21"/>
           <w:szCs w:val="21"/>
         </w:rPr>
-        <w:t xml:space="preserve">Answer</w:t>
-      </w:r>
-      <w:r>
-        <w:rPr>
-          <w:rFonts w:ascii="Avenir Next" w:hAnsi="Avenir Next" w:cs="Avenir Next" w:eastAsia="Avenir Next"/>
-          <w:color w:val="1A1A1A"/>
-          <w:sz w:val="21"/>
-          <w:szCs w:val="21"/>
-        </w:rPr>
         <w:tab/>
       </w:r>
       <w:r>
@@ -690,7 +698,7 @@
           <w:rFonts w:ascii="Avenir Next" w:hAnsi="Avenir Next" w:cs="Avenir Next" w:eastAsia="Avenir Next"/>
           <w:b/>
           <w:color w:val="1A1A1A"/>
-          <w:sz w:val="21"/>
+          <w:sz w:val="22"/>
           <w:szCs w:val="21"/>
         </w:rPr>
         <w:t xml:space="preserve">0.5 &lt; 3</w:t>
@@ -698,6 +706,7 @@
     </w:p>
     <w:p>
       <w:pPr>
+        <w:pStyle w:val="Heading2"/>
         <w:keepNext/>
         <w:pBdr>
           <w:bottom w:val="single" w:sz="8" w:space="3" w:color="003A70"/>
@@ -713,7 +722,7 @@
           <w:b/>
           <w:color w:val="003A70"/>
           <w:spacing w:val="14"/>
-          <w:sz w:val="19"/>
+          <w:sz w:val="22"/>
           <w:szCs w:val="19"/>
         </w:rPr>
         <w:t xml:space="preserve">TRY IT WITH HELP</w:t>
@@ -732,7 +741,7 @@
           <w:rFonts w:ascii="Avenir Next" w:hAnsi="Avenir Next" w:cs="Avenir Next" w:eastAsia="Avenir Next"/>
           <w:i/>
           <w:color w:val="5A5F66"/>
-          <w:sz w:val="17"/>
+          <w:sz w:val="22"/>
           <w:szCs w:val="17"/>
         </w:rPr>
         <w:t xml:space="preserve">fill in each step</w:t>
@@ -790,35 +799,35 @@
           <w:rFonts w:ascii="Avenir Next" w:hAnsi="Avenir Next" w:cs="Avenir Next" w:eastAsia="Avenir Next"/>
           <w:b/>
           <w:color w:val="003A70"/>
+          <w:sz w:val="22"/>
+          <w:szCs w:val="18"/>
+        </w:rPr>
+        <w:t xml:space="preserve">Step 1</w:t>
+      </w:r>
+      <w:r>
+        <w:rPr>
+          <w:rFonts w:ascii="Avenir Next" w:hAnsi="Avenir Next" w:cs="Avenir Next" w:eastAsia="Avenir Next"/>
+          <w:color w:val="1A1A1A"/>
           <w:sz w:val="18"/>
           <w:szCs w:val="18"/>
         </w:rPr>
-        <w:t xml:space="preserve">Step 1</w:t>
-      </w:r>
-      <w:r>
-        <w:rPr>
-          <w:rFonts w:ascii="Avenir Next" w:hAnsi="Avenir Next" w:cs="Avenir Next" w:eastAsia="Avenir Next"/>
-          <w:color w:val="1A1A1A"/>
-          <w:sz w:val="18"/>
-          <w:szCs w:val="18"/>
-        </w:rPr>
         <w:tab/>
       </w:r>
       <w:r>
         <w:rPr>
           <w:rFonts w:ascii="Avenir Next" w:hAnsi="Avenir Next" w:cs="Avenir Next" w:eastAsia="Avenir Next"/>
           <w:color w:val="1A1A1A"/>
+          <w:sz w:val="22"/>
+          <w:szCs w:val="21"/>
+        </w:rPr>
+        <w:t xml:space="preserve">Write 2 as </w:t>
+      </w:r>
+      <w:r>
+        <w:rPr>
+          <w:rFonts w:ascii="Avenir Next" w:hAnsi="Avenir Next" w:cs="Avenir Next" w:eastAsia="Avenir Next"/>
+          <w:color w:val="1A1A1A"/>
           <w:sz w:val="21"/>
           <w:szCs w:val="21"/>
-        </w:rPr>
-        <w:t xml:space="preserve">Write 2 as </w:t>
-      </w:r>
-      <w:r>
-        <w:rPr>
-          <w:rFonts w:ascii="Avenir Next" w:hAnsi="Avenir Next" w:cs="Avenir Next" w:eastAsia="Avenir Next"/>
-          <w:color w:val="1A1A1A"/>
-          <w:sz w:val="21"/>
-          <w:szCs w:val="21"/>
           <w:u w:val="single"/>
         </w:rPr>
         <w:t xml:space="preserve">                </w:t>
@@ -827,7 +836,7 @@
         <w:rPr>
           <w:rFonts w:ascii="Avenir Next" w:hAnsi="Avenir Next" w:cs="Avenir Next" w:eastAsia="Avenir Next"/>
           <w:color w:val="1A1A1A"/>
-          <w:sz w:val="21"/>
+          <w:sz w:val="22"/>
           <w:szCs w:val="21"/>
         </w:rPr>
         <w:t xml:space="preserve">.</w:t>
@@ -847,35 +856,35 @@
           <w:rFonts w:ascii="Avenir Next" w:hAnsi="Avenir Next" w:cs="Avenir Next" w:eastAsia="Avenir Next"/>
           <w:b/>
           <w:color w:val="003A70"/>
+          <w:sz w:val="22"/>
+          <w:szCs w:val="18"/>
+        </w:rPr>
+        <w:t xml:space="preserve">Step 2</w:t>
+      </w:r>
+      <w:r>
+        <w:rPr>
+          <w:rFonts w:ascii="Avenir Next" w:hAnsi="Avenir Next" w:cs="Avenir Next" w:eastAsia="Avenir Next"/>
+          <w:color w:val="1A1A1A"/>
           <w:sz w:val="18"/>
           <w:szCs w:val="18"/>
         </w:rPr>
-        <w:t xml:space="preserve">Step 2</w:t>
-      </w:r>
-      <w:r>
-        <w:rPr>
-          <w:rFonts w:ascii="Avenir Next" w:hAnsi="Avenir Next" w:cs="Avenir Next" w:eastAsia="Avenir Next"/>
-          <w:color w:val="1A1A1A"/>
-          <w:sz w:val="18"/>
-          <w:szCs w:val="18"/>
-        </w:rPr>
         <w:tab/>
       </w:r>
       <w:r>
         <w:rPr>
           <w:rFonts w:ascii="Avenir Next" w:hAnsi="Avenir Next" w:cs="Avenir Next" w:eastAsia="Avenir Next"/>
           <w:color w:val="1A1A1A"/>
+          <w:sz w:val="22"/>
+          <w:szCs w:val="21"/>
+        </w:rPr>
+        <w:t xml:space="preserve">Ones are equal. Tenths: 5 </w:t>
+      </w:r>
+      <w:r>
+        <w:rPr>
+          <w:rFonts w:ascii="Avenir Next" w:hAnsi="Avenir Next" w:cs="Avenir Next" w:eastAsia="Avenir Next"/>
+          <w:color w:val="1A1A1A"/>
           <w:sz w:val="21"/>
           <w:szCs w:val="21"/>
-        </w:rPr>
-        <w:t xml:space="preserve">Ones are equal. Tenths: 5 </w:t>
-      </w:r>
-      <w:r>
-        <w:rPr>
-          <w:rFonts w:ascii="Avenir Next" w:hAnsi="Avenir Next" w:cs="Avenir Next" w:eastAsia="Avenir Next"/>
-          <w:color w:val="1A1A1A"/>
-          <w:sz w:val="21"/>
-          <w:szCs w:val="21"/>
           <w:u w:val="single"/>
         </w:rPr>
         <w:t xml:space="preserve">                </w:t>
@@ -884,7 +893,7 @@
         <w:rPr>
           <w:rFonts w:ascii="Avenir Next" w:hAnsi="Avenir Next" w:cs="Avenir Next" w:eastAsia="Avenir Next"/>
           <w:color w:val="1A1A1A"/>
-          <w:sz w:val="21"/>
+          <w:sz w:val="22"/>
           <w:szCs w:val="21"/>
         </w:rPr>
         <w:t xml:space="preserve"> 0.</w:t>
@@ -904,35 +913,35 @@
           <w:rFonts w:ascii="Avenir Next" w:hAnsi="Avenir Next" w:cs="Avenir Next" w:eastAsia="Avenir Next"/>
           <w:b/>
           <w:color w:val="003A70"/>
+          <w:sz w:val="22"/>
+          <w:szCs w:val="18"/>
+        </w:rPr>
+        <w:t xml:space="preserve">Step 3</w:t>
+      </w:r>
+      <w:r>
+        <w:rPr>
+          <w:rFonts w:ascii="Avenir Next" w:hAnsi="Avenir Next" w:cs="Avenir Next" w:eastAsia="Avenir Next"/>
+          <w:color w:val="1A1A1A"/>
           <w:sz w:val="18"/>
           <w:szCs w:val="18"/>
         </w:rPr>
-        <w:t xml:space="preserve">Step 3</w:t>
-      </w:r>
-      <w:r>
-        <w:rPr>
-          <w:rFonts w:ascii="Avenir Next" w:hAnsi="Avenir Next" w:cs="Avenir Next" w:eastAsia="Avenir Next"/>
-          <w:color w:val="1A1A1A"/>
-          <w:sz w:val="18"/>
-          <w:szCs w:val="18"/>
-        </w:rPr>
         <w:tab/>
       </w:r>
       <w:r>
         <w:rPr>
           <w:rFonts w:ascii="Avenir Next" w:hAnsi="Avenir Next" w:cs="Avenir Next" w:eastAsia="Avenir Next"/>
           <w:color w:val="1A1A1A"/>
+          <w:sz w:val="22"/>
+          <w:szCs w:val="21"/>
+        </w:rPr>
+        <w:t xml:space="preserve">2.5 </w:t>
+      </w:r>
+      <w:r>
+        <w:rPr>
+          <w:rFonts w:ascii="Avenir Next" w:hAnsi="Avenir Next" w:cs="Avenir Next" w:eastAsia="Avenir Next"/>
+          <w:color w:val="1A1A1A"/>
           <w:sz w:val="21"/>
           <w:szCs w:val="21"/>
-        </w:rPr>
-        <w:t xml:space="preserve">2.5 </w:t>
-      </w:r>
-      <w:r>
-        <w:rPr>
-          <w:rFonts w:ascii="Avenir Next" w:hAnsi="Avenir Next" w:cs="Avenir Next" w:eastAsia="Avenir Next"/>
-          <w:color w:val="1A1A1A"/>
-          <w:sz w:val="21"/>
-          <w:szCs w:val="21"/>
           <w:u w:val="single"/>
         </w:rPr>
         <w:t xml:space="preserve">                </w:t>
@@ -941,7 +950,7 @@
         <w:rPr>
           <w:rFonts w:ascii="Avenir Next" w:hAnsi="Avenir Next" w:cs="Avenir Next" w:eastAsia="Avenir Next"/>
           <w:color w:val="1A1A1A"/>
-          <w:sz w:val="21"/>
+          <w:sz w:val="22"/>
           <w:szCs w:val="21"/>
         </w:rPr>
         <w:t xml:space="preserve"> 2</w:t>
@@ -1004,35 +1013,35 @@
           <w:rFonts w:ascii="Avenir Next" w:hAnsi="Avenir Next" w:cs="Avenir Next" w:eastAsia="Avenir Next"/>
           <w:b/>
           <w:color w:val="003A70"/>
+          <w:sz w:val="22"/>
+          <w:szCs w:val="18"/>
+        </w:rPr>
+        <w:t xml:space="preserve">Step 1</w:t>
+      </w:r>
+      <w:r>
+        <w:rPr>
+          <w:rFonts w:ascii="Avenir Next" w:hAnsi="Avenir Next" w:cs="Avenir Next" w:eastAsia="Avenir Next"/>
+          <w:color w:val="1A1A1A"/>
           <w:sz w:val="18"/>
           <w:szCs w:val="18"/>
         </w:rPr>
-        <w:t xml:space="preserve">Step 1</w:t>
-      </w:r>
-      <w:r>
-        <w:rPr>
-          <w:rFonts w:ascii="Avenir Next" w:hAnsi="Avenir Next" w:cs="Avenir Next" w:eastAsia="Avenir Next"/>
-          <w:color w:val="1A1A1A"/>
-          <w:sz w:val="18"/>
-          <w:szCs w:val="18"/>
-        </w:rPr>
         <w:tab/>
       </w:r>
       <w:r>
         <w:rPr>
           <w:rFonts w:ascii="Avenir Next" w:hAnsi="Avenir Next" w:cs="Avenir Next" w:eastAsia="Avenir Next"/>
           <w:color w:val="1A1A1A"/>
+          <w:sz w:val="22"/>
+          <w:szCs w:val="21"/>
+        </w:rPr>
+        <w:t xml:space="preserve">Write 4.5 as </w:t>
+      </w:r>
+      <w:r>
+        <w:rPr>
+          <w:rFonts w:ascii="Avenir Next" w:hAnsi="Avenir Next" w:cs="Avenir Next" w:eastAsia="Avenir Next"/>
+          <w:color w:val="1A1A1A"/>
           <w:sz w:val="21"/>
           <w:szCs w:val="21"/>
-        </w:rPr>
-        <w:t xml:space="preserve">Write 4.5 as </w:t>
-      </w:r>
-      <w:r>
-        <w:rPr>
-          <w:rFonts w:ascii="Avenir Next" w:hAnsi="Avenir Next" w:cs="Avenir Next" w:eastAsia="Avenir Next"/>
-          <w:color w:val="1A1A1A"/>
-          <w:sz w:val="21"/>
-          <w:szCs w:val="21"/>
           <w:u w:val="single"/>
         </w:rPr>
         <w:t xml:space="preserve">                </w:t>
@@ -1041,7 +1050,7 @@
         <w:rPr>
           <w:rFonts w:ascii="Avenir Next" w:hAnsi="Avenir Next" w:cs="Avenir Next" w:eastAsia="Avenir Next"/>
           <w:color w:val="1A1A1A"/>
-          <w:sz w:val="21"/>
+          <w:sz w:val="22"/>
           <w:szCs w:val="21"/>
         </w:rPr>
         <w:t xml:space="preserve">.</w:t>
@@ -1061,35 +1070,35 @@
           <w:rFonts w:ascii="Avenir Next" w:hAnsi="Avenir Next" w:cs="Avenir Next" w:eastAsia="Avenir Next"/>
           <w:b/>
           <w:color w:val="003A70"/>
+          <w:sz w:val="22"/>
+          <w:szCs w:val="18"/>
+        </w:rPr>
+        <w:t xml:space="preserve">Step 2</w:t>
+      </w:r>
+      <w:r>
+        <w:rPr>
+          <w:rFonts w:ascii="Avenir Next" w:hAnsi="Avenir Next" w:cs="Avenir Next" w:eastAsia="Avenir Next"/>
+          <w:color w:val="1A1A1A"/>
           <w:sz w:val="18"/>
           <w:szCs w:val="18"/>
         </w:rPr>
-        <w:t xml:space="preserve">Step 2</w:t>
-      </w:r>
-      <w:r>
-        <w:rPr>
-          <w:rFonts w:ascii="Avenir Next" w:hAnsi="Avenir Next" w:cs="Avenir Next" w:eastAsia="Avenir Next"/>
-          <w:color w:val="1A1A1A"/>
-          <w:sz w:val="18"/>
-          <w:szCs w:val="18"/>
-        </w:rPr>
         <w:tab/>
       </w:r>
       <w:r>
         <w:rPr>
           <w:rFonts w:ascii="Avenir Next" w:hAnsi="Avenir Next" w:cs="Avenir Next" w:eastAsia="Avenir Next"/>
           <w:color w:val="1A1A1A"/>
+          <w:sz w:val="22"/>
+          <w:szCs w:val="21"/>
+        </w:rPr>
+        <w:t xml:space="preserve">Ones are equal. Tenths: 5 </w:t>
+      </w:r>
+      <w:r>
+        <w:rPr>
+          <w:rFonts w:ascii="Avenir Next" w:hAnsi="Avenir Next" w:cs="Avenir Next" w:eastAsia="Avenir Next"/>
+          <w:color w:val="1A1A1A"/>
           <w:sz w:val="21"/>
           <w:szCs w:val="21"/>
-        </w:rPr>
-        <w:t xml:space="preserve">Ones are equal. Tenths: 5 </w:t>
-      </w:r>
-      <w:r>
-        <w:rPr>
-          <w:rFonts w:ascii="Avenir Next" w:hAnsi="Avenir Next" w:cs="Avenir Next" w:eastAsia="Avenir Next"/>
-          <w:color w:val="1A1A1A"/>
-          <w:sz w:val="21"/>
-          <w:szCs w:val="21"/>
           <w:u w:val="single"/>
         </w:rPr>
         <w:t xml:space="preserve">                </w:t>
@@ -1098,7 +1107,7 @@
         <w:rPr>
           <w:rFonts w:ascii="Avenir Next" w:hAnsi="Avenir Next" w:cs="Avenir Next" w:eastAsia="Avenir Next"/>
           <w:color w:val="1A1A1A"/>
-          <w:sz w:val="21"/>
+          <w:sz w:val="22"/>
           <w:szCs w:val="21"/>
         </w:rPr>
         <w:t xml:space="preserve"> 7.</w:t>
@@ -1118,35 +1127,35 @@
           <w:rFonts w:ascii="Avenir Next" w:hAnsi="Avenir Next" w:cs="Avenir Next" w:eastAsia="Avenir Next"/>
           <w:b/>
           <w:color w:val="003A70"/>
+          <w:sz w:val="22"/>
+          <w:szCs w:val="18"/>
+        </w:rPr>
+        <w:t xml:space="preserve">Step 3</w:t>
+      </w:r>
+      <w:r>
+        <w:rPr>
+          <w:rFonts w:ascii="Avenir Next" w:hAnsi="Avenir Next" w:cs="Avenir Next" w:eastAsia="Avenir Next"/>
+          <w:color w:val="1A1A1A"/>
           <w:sz w:val="18"/>
           <w:szCs w:val="18"/>
         </w:rPr>
-        <w:t xml:space="preserve">Step 3</w:t>
-      </w:r>
-      <w:r>
-        <w:rPr>
-          <w:rFonts w:ascii="Avenir Next" w:hAnsi="Avenir Next" w:cs="Avenir Next" w:eastAsia="Avenir Next"/>
-          <w:color w:val="1A1A1A"/>
-          <w:sz w:val="18"/>
-          <w:szCs w:val="18"/>
-        </w:rPr>
         <w:tab/>
       </w:r>
       <w:r>
         <w:rPr>
           <w:rFonts w:ascii="Avenir Next" w:hAnsi="Avenir Next" w:cs="Avenir Next" w:eastAsia="Avenir Next"/>
           <w:color w:val="1A1A1A"/>
+          <w:sz w:val="22"/>
+          <w:szCs w:val="21"/>
+        </w:rPr>
+        <w:t xml:space="preserve">4.5 </w:t>
+      </w:r>
+      <w:r>
+        <w:rPr>
+          <w:rFonts w:ascii="Avenir Next" w:hAnsi="Avenir Next" w:cs="Avenir Next" w:eastAsia="Avenir Next"/>
+          <w:color w:val="1A1A1A"/>
           <w:sz w:val="21"/>
           <w:szCs w:val="21"/>
-        </w:rPr>
-        <w:t xml:space="preserve">4.5 </w:t>
-      </w:r>
-      <w:r>
-        <w:rPr>
-          <w:rFonts w:ascii="Avenir Next" w:hAnsi="Avenir Next" w:cs="Avenir Next" w:eastAsia="Avenir Next"/>
-          <w:color w:val="1A1A1A"/>
-          <w:sz w:val="21"/>
-          <w:szCs w:val="21"/>
           <w:u w:val="single"/>
         </w:rPr>
         <w:t xml:space="preserve">                </w:t>
@@ -1155,7 +1164,7 @@
         <w:rPr>
           <w:rFonts w:ascii="Avenir Next" w:hAnsi="Avenir Next" w:cs="Avenir Next" w:eastAsia="Avenir Next"/>
           <w:color w:val="1A1A1A"/>
-          <w:sz w:val="21"/>
+          <w:sz w:val="22"/>
           <w:szCs w:val="21"/>
         </w:rPr>
         <w:t xml:space="preserve"> 4.75</w:t>
@@ -1168,6 +1177,7 @@
     </w:p>
     <w:p>
       <w:pPr>
+        <w:pStyle w:val="Heading2"/>
         <w:keepNext/>
         <w:pBdr>
           <w:bottom w:val="single" w:sz="8" w:space="3" w:color="003A70"/>
@@ -1183,7 +1193,7 @@
           <w:b/>
           <w:color w:val="003A70"/>
           <w:spacing w:val="14"/>
-          <w:sz w:val="19"/>
+          <w:sz w:val="22"/>
           <w:szCs w:val="19"/>
         </w:rPr>
         <w:t xml:space="preserve">YOUR TURN</w:t>
@@ -1202,7 +1212,7 @@
           <w:rFonts w:ascii="Avenir Next" w:hAnsi="Avenir Next" w:cs="Avenir Next" w:eastAsia="Avenir Next"/>
           <w:i/>
           <w:color w:val="5A5F66"/>
-          <w:sz w:val="17"/>
+          <w:sz w:val="22"/>
           <w:szCs w:val="17"/>
         </w:rPr>
         <w:t xml:space="preserve">use the steps on your own</w:t>
@@ -1393,7 +1403,7 @@
                       <w:szCs w:val="22"/>
                       <w:u w:val="single"/>
                     </w:rPr>
-                    <w:t xml:space="preserve">      </w:t>
+                    <w:t xml:space="preserve">          </w:t>
                   </w:r>
                 </w:p>
               </w:tc>
@@ -1474,7 +1484,7 @@
                       <w:szCs w:val="22"/>
                       <w:u w:val="single"/>
                     </w:rPr>
-                    <w:t xml:space="preserve">      </w:t>
+                    <w:t xml:space="preserve">          </w:t>
                   </w:r>
                 </w:p>
               </w:tc>
@@ -1555,7 +1565,7 @@
                       <w:szCs w:val="22"/>
                       <w:u w:val="single"/>
                     </w:rPr>
-                    <w:t xml:space="preserve">      </w:t>
+                    <w:t xml:space="preserve">          </w:t>
                   </w:r>
                 </w:p>
               </w:tc>
@@ -1642,7 +1652,7 @@
                       <w:szCs w:val="22"/>
                       <w:u w:val="single"/>
                     </w:rPr>
-                    <w:t xml:space="preserve">      </w:t>
+                    <w:t xml:space="preserve">          </w:t>
                   </w:r>
                 </w:p>
               </w:tc>
@@ -1723,7 +1733,7 @@
                       <w:szCs w:val="22"/>
                       <w:u w:val="single"/>
                     </w:rPr>
-                    <w:t xml:space="preserve">      </w:t>
+                    <w:t xml:space="preserve">          </w:t>
                   </w:r>
                 </w:p>
               </w:tc>
@@ -1804,7 +1814,7 @@
                       <w:szCs w:val="22"/>
                       <w:u w:val="single"/>
                     </w:rPr>
-                    <w:t xml:space="preserve">      </w:t>
+                    <w:t xml:space="preserve">          </w:t>
                   </w:r>
                 </w:p>
               </w:tc>
@@ -1827,7 +1837,7 @@
       <w:pPr>
         <w:pageBreakBefore/>
         <w:keepNext/>
-        <w:spacing w:before="0" w:after="12" w:line="264" w:lineRule="auto"/>
+        <w:spacing w:before="0" w:after="12" w:line="252" w:lineRule="auto"/>
       </w:pPr>
       <w:r>
         <w:rPr>
@@ -1836,7 +1846,7 @@
           <w:caps/>
           <w:color w:val="003A70"/>
           <w:spacing w:val="12"/>
-          <w:sz w:val="19"/>
+          <w:sz w:val="22"/>
           <w:szCs w:val="19"/>
         </w:rPr>
         <w:t xml:space="preserve">Lesson 2-9  ·  Session 2  ·  Prerequisite Practice A  ·  Skill 2 of 2</w:t>
@@ -1844,6 +1854,7 @@
     </w:p>
     <w:p>
       <w:pPr>
+        <w:pStyle w:val="Heading1"/>
         <w:keepNext/>
         <w:spacing w:before="0" w:after="10" w:line="240" w:lineRule="auto"/>
       </w:pPr>
@@ -1863,13 +1874,13 @@
         <w:pBdr>
           <w:bottom w:val="single" w:sz="4" w:space="5" w:color="C9CDD2"/>
         </w:pBdr>
-        <w:spacing w:before="0" w:after="60" w:line="264" w:lineRule="auto"/>
+        <w:spacing w:before="0" w:after="60" w:line="252" w:lineRule="auto"/>
       </w:pPr>
       <w:r>
         <w:rPr>
           <w:rFonts w:ascii="Avenir Next" w:hAnsi="Avenir Next" w:cs="Avenir Next" w:eastAsia="Avenir Next"/>
           <w:color w:val="5A5F66"/>
-          <w:sz w:val="17"/>
+          <w:sz w:val="22"/>
           <w:szCs w:val="17"/>
         </w:rPr>
         <w:t xml:space="preserve">Builds on Grade 4 · 4.NBT.B.4</w:t>
@@ -1912,7 +1923,8 @@
           </w:tcPr>
           <w:p>
             <w:pPr>
-              <w:spacing w:before="0" w:after="0" w:line="252" w:lineRule="auto"/>
+              <w:pStyle w:val="Heading2"/>
+              <w:spacing w:before="0" w:after="0" w:line="246" w:lineRule="auto"/>
             </w:pPr>
             <w:r>
               <w:rPr>
@@ -1935,13 +1947,13 @@
           </w:tcPr>
           <w:p>
             <w:pPr>
-              <w:spacing w:before="0" w:after="0" w:line="264" w:lineRule="auto"/>
+              <w:spacing w:before="0" w:after="0" w:line="252" w:lineRule="auto"/>
             </w:pPr>
             <w:r>
               <w:rPr>
                 <w:rFonts w:ascii="Avenir Next" w:hAnsi="Avenir Next" w:cs="Avenir Next" w:eastAsia="Avenir Next"/>
                 <w:color w:val="1A1A1A"/>
-                <w:sz w:val="20"/>
+                <w:sz w:val="22"/>
                 <w:szCs w:val="20"/>
               </w:rPr>
               <w:t xml:space="preserve">In Problem 1, Shop 2’s distances from 72 need 72 − 57 = 15 and 87 − 72 = 15.</w:t>
@@ -1961,7 +1973,8 @@
           </w:tcPr>
           <w:p>
             <w:pPr>
-              <w:spacing w:before="0" w:after="0" w:line="252" w:lineRule="auto"/>
+              <w:pStyle w:val="Heading2"/>
+              <w:spacing w:before="0" w:after="0" w:line="246" w:lineRule="auto"/>
             </w:pPr>
             <w:r>
               <w:rPr>
@@ -1984,13 +1997,13 @@
           </w:tcPr>
           <w:p>
             <w:pPr>
-              <w:spacing w:before="0" w:after="0" w:line="264" w:lineRule="auto"/>
+              <w:spacing w:before="0" w:after="0" w:line="252" w:lineRule="auto"/>
             </w:pPr>
             <w:r>
               <w:rPr>
                 <w:rFonts w:ascii="Avenir Next" w:hAnsi="Avenir Next" w:cs="Avenir Next" w:eastAsia="Avenir Next"/>
                 <w:color w:val="1A1A1A"/>
-                <w:sz w:val="20"/>
+                <w:sz w:val="22"/>
                 <w:szCs w:val="20"/>
               </w:rPr>
               <w:t xml:space="preserve">Subtract two-digit numbers when you need to regroup, like 72 − 57.  </w:t>
@@ -2000,7 +2013,7 @@
                 <w:rFonts w:ascii="Avenir Next" w:hAnsi="Avenir Next" w:cs="Avenir Next" w:eastAsia="Avenir Next"/>
                 <w:b/>
                 <w:color w:val="1A1A1A"/>
-                <w:sz w:val="20"/>
+                <w:sz w:val="22"/>
                 <w:szCs w:val="20"/>
               </w:rPr>
               <w:t xml:space="preserve">You will use it in Practice Form A, problems 1 and 5.</w:t>
@@ -2011,6 +2024,7 @@
     </w:tbl>
     <w:p>
       <w:pPr>
+        <w:pStyle w:val="Heading2"/>
         <w:keepNext/>
         <w:pBdr>
           <w:bottom w:val="single" w:sz="8" w:space="3" w:color="003A70"/>
@@ -2026,7 +2040,7 @@
           <w:b/>
           <w:color w:val="003A70"/>
           <w:spacing w:val="14"/>
-          <w:sz w:val="19"/>
+          <w:sz w:val="22"/>
           <w:szCs w:val="19"/>
         </w:rPr>
         <w:t xml:space="preserve">STEPS TO FOLLOW</w:t>
@@ -2045,7 +2059,7 @@
           <w:rFonts w:ascii="Avenir Next" w:hAnsi="Avenir Next" w:cs="Avenir Next" w:eastAsia="Avenir Next"/>
           <w:i/>
           <w:color w:val="5A5F66"/>
-          <w:sz w:val="17"/>
+          <w:sz w:val="22"/>
           <w:szCs w:val="17"/>
         </w:rPr>
         <w:t xml:space="preserve">use these same steps on every problem</w:t>
@@ -2087,6 +2101,7 @@
           </w:tcPr>
           <w:p>
             <w:pPr>
+              <w:pStyle w:val="Heading1"/>
               <w:spacing w:before="0" w:after="0" w:line="240" w:lineRule="auto"/>
               <w:jc w:val="center"/>
             </w:pPr>
@@ -2109,14 +2124,14 @@
           </w:tcPr>
           <w:p>
             <w:pPr>
-              <w:spacing w:before="0" w:after="0" w:line="264" w:lineRule="auto"/>
+              <w:spacing w:before="0" w:after="0" w:line="252" w:lineRule="auto"/>
             </w:pPr>
             <w:r>
               <w:rPr>
                 <w:rFonts w:ascii="Avenir Next" w:hAnsi="Avenir Next" w:cs="Avenir Next" w:eastAsia="Avenir Next"/>
                 <w:b/>
                 <w:color w:val="1A1A1A"/>
-                <w:sz w:val="21"/>
+                <w:sz w:val="22"/>
                 <w:szCs w:val="21"/>
               </w:rPr>
               <w:t xml:space="preserve">Check</w:t>
@@ -2125,7 +2140,7 @@
               <w:rPr>
                 <w:rFonts w:ascii="Avenir Next" w:hAnsi="Avenir Next" w:cs="Avenir Next" w:eastAsia="Avenir Next"/>
                 <w:color w:val="1A1A1A"/>
-                <w:sz w:val="21"/>
+                <w:sz w:val="22"/>
                 <w:szCs w:val="21"/>
               </w:rPr>
               <w:t xml:space="preserve"> the ones. Is the top digit too small?</w:t>
@@ -2144,6 +2159,7 @@
           </w:tcPr>
           <w:p>
             <w:pPr>
+              <w:pStyle w:val="Heading1"/>
               <w:spacing w:before="0" w:after="0" w:line="240" w:lineRule="auto"/>
               <w:jc w:val="center"/>
             </w:pPr>
@@ -2166,14 +2182,14 @@
           </w:tcPr>
           <w:p>
             <w:pPr>
-              <w:spacing w:before="0" w:after="0" w:line="264" w:lineRule="auto"/>
+              <w:spacing w:before="0" w:after="0" w:line="252" w:lineRule="auto"/>
             </w:pPr>
             <w:r>
               <w:rPr>
                 <w:rFonts w:ascii="Avenir Next" w:hAnsi="Avenir Next" w:cs="Avenir Next" w:eastAsia="Avenir Next"/>
                 <w:b/>
                 <w:color w:val="1A1A1A"/>
-                <w:sz w:val="21"/>
+                <w:sz w:val="22"/>
                 <w:szCs w:val="21"/>
               </w:rPr>
               <w:t xml:space="preserve">Regroup</w:t>
@@ -2182,7 +2198,7 @@
               <w:rPr>
                 <w:rFonts w:ascii="Avenir Next" w:hAnsi="Avenir Next" w:cs="Avenir Next" w:eastAsia="Avenir Next"/>
                 <w:color w:val="1A1A1A"/>
-                <w:sz w:val="21"/>
+                <w:sz w:val="22"/>
                 <w:szCs w:val="21"/>
               </w:rPr>
               <w:t xml:space="preserve">: trade 1 ten for 10 ones.</w:t>
@@ -2201,6 +2217,7 @@
           </w:tcPr>
           <w:p>
             <w:pPr>
+              <w:pStyle w:val="Heading1"/>
               <w:spacing w:before="0" w:after="0" w:line="240" w:lineRule="auto"/>
               <w:jc w:val="center"/>
             </w:pPr>
@@ -2223,14 +2240,14 @@
           </w:tcPr>
           <w:p>
             <w:pPr>
-              <w:spacing w:before="0" w:after="0" w:line="264" w:lineRule="auto"/>
+              <w:spacing w:before="0" w:after="0" w:line="252" w:lineRule="auto"/>
             </w:pPr>
             <w:r>
               <w:rPr>
                 <w:rFonts w:ascii="Avenir Next" w:hAnsi="Avenir Next" w:cs="Avenir Next" w:eastAsia="Avenir Next"/>
                 <w:b/>
                 <w:color w:val="1A1A1A"/>
-                <w:sz w:val="21"/>
+                <w:sz w:val="22"/>
                 <w:szCs w:val="21"/>
               </w:rPr>
               <w:t xml:space="preserve">Subtract</w:t>
@@ -2239,7 +2256,7 @@
               <w:rPr>
                 <w:rFonts w:ascii="Avenir Next" w:hAnsi="Avenir Next" w:cs="Avenir Next" w:eastAsia="Avenir Next"/>
                 <w:color w:val="1A1A1A"/>
-                <w:sz w:val="21"/>
+                <w:sz w:val="22"/>
                 <w:szCs w:val="21"/>
               </w:rPr>
               <w:t xml:space="preserve"> the ones, then the tens.</w:t>
@@ -2250,6 +2267,7 @@
     </w:tbl>
     <w:p>
       <w:pPr>
+        <w:pStyle w:val="Heading2"/>
         <w:keepNext/>
         <w:pBdr>
           <w:bottom w:val="single" w:sz="8" w:space="3" w:color="003A70"/>
@@ -2265,7 +2283,7 @@
           <w:b/>
           <w:color w:val="003A70"/>
           <w:spacing w:val="14"/>
-          <w:sz w:val="19"/>
+          <w:sz w:val="22"/>
           <w:szCs w:val="19"/>
         </w:rPr>
         <w:t xml:space="preserve">WATCH ME</w:t>
@@ -2284,7 +2302,7 @@
           <w:rFonts w:ascii="Avenir Next" w:hAnsi="Avenir Next" w:cs="Avenir Next" w:eastAsia="Avenir Next"/>
           <w:i/>
           <w:color w:val="5A5F66"/>
-          <w:sz w:val="17"/>
+          <w:sz w:val="22"/>
           <w:szCs w:val="17"/>
         </w:rPr>
         <w:t xml:space="preserve">the steps in action</w:t>
@@ -2292,14 +2310,14 @@
     </w:p>
     <w:p>
       <w:pPr>
-        <w:spacing w:before="0" w:after="40" w:line="264" w:lineRule="auto"/>
+        <w:spacing w:before="0" w:after="40" w:line="252" w:lineRule="auto"/>
       </w:pPr>
       <w:r>
         <w:rPr>
           <w:rFonts w:ascii="Avenir Next" w:hAnsi="Avenir Next" w:cs="Avenir Next" w:eastAsia="Avenir Next"/>
           <w:b/>
           <w:color w:val="1A1A1A"/>
-          <w:sz w:val="21"/>
+          <w:sz w:val="22"/>
           <w:szCs w:val="21"/>
         </w:rPr>
         <w:t xml:space="preserve">Find 72 − 57.</w:t>
@@ -2310,7 +2328,7 @@
         <w:tabs>
           <w:tab w:val="left" w:pos="950"/>
         </w:tabs>
-        <w:spacing w:before="0" w:after="24" w:line="256" w:lineRule="auto"/>
+        <w:spacing w:before="0" w:after="24" w:line="248" w:lineRule="auto"/>
         <w:ind w:left="950" w:hanging="950"/>
       </w:pPr>
       <w:r>
@@ -2318,25 +2336,25 @@
           <w:rFonts w:ascii="Avenir Next" w:hAnsi="Avenir Next" w:cs="Avenir Next" w:eastAsia="Avenir Next"/>
           <w:b/>
           <w:color w:val="003A70"/>
+          <w:sz w:val="22"/>
+          <w:szCs w:val="19"/>
+        </w:rPr>
+        <w:t xml:space="preserve">Step 1</w:t>
+      </w:r>
+      <w:r>
+        <w:rPr>
+          <w:rFonts w:ascii="Avenir Next" w:hAnsi="Avenir Next" w:cs="Avenir Next" w:eastAsia="Avenir Next"/>
+          <w:color w:val="1A1A1A"/>
           <w:sz w:val="19"/>
           <w:szCs w:val="19"/>
         </w:rPr>
-        <w:t xml:space="preserve">Step 1</w:t>
-      </w:r>
-      <w:r>
-        <w:rPr>
-          <w:rFonts w:ascii="Avenir Next" w:hAnsi="Avenir Next" w:cs="Avenir Next" w:eastAsia="Avenir Next"/>
-          <w:color w:val="1A1A1A"/>
-          <w:sz w:val="19"/>
-          <w:szCs w:val="19"/>
-        </w:rPr>
         <w:tab/>
       </w:r>
       <w:r>
         <w:rPr>
           <w:rFonts w:ascii="Avenir Next" w:hAnsi="Avenir Next" w:cs="Avenir Next" w:eastAsia="Avenir Next"/>
           <w:color w:val="1A1A1A"/>
-          <w:sz w:val="21"/>
+          <w:sz w:val="22"/>
           <w:szCs w:val="21"/>
         </w:rPr>
         <w:t xml:space="preserve">2 is less than 7. Regroup.</w:t>
@@ -2347,7 +2365,7 @@
         <w:tabs>
           <w:tab w:val="left" w:pos="950"/>
         </w:tabs>
-        <w:spacing w:before="0" w:after="24" w:line="256" w:lineRule="auto"/>
+        <w:spacing w:before="0" w:after="24" w:line="248" w:lineRule="auto"/>
         <w:ind w:left="950" w:hanging="950"/>
       </w:pPr>
       <w:r>
@@ -2355,25 +2373,25 @@
           <w:rFonts w:ascii="Avenir Next" w:hAnsi="Avenir Next" w:cs="Avenir Next" w:eastAsia="Avenir Next"/>
           <w:b/>
           <w:color w:val="003A70"/>
+          <w:sz w:val="22"/>
+          <w:szCs w:val="19"/>
+        </w:rPr>
+        <w:t xml:space="preserve">Step 2</w:t>
+      </w:r>
+      <w:r>
+        <w:rPr>
+          <w:rFonts w:ascii="Avenir Next" w:hAnsi="Avenir Next" w:cs="Avenir Next" w:eastAsia="Avenir Next"/>
+          <w:color w:val="1A1A1A"/>
           <w:sz w:val="19"/>
           <w:szCs w:val="19"/>
         </w:rPr>
-        <w:t xml:space="preserve">Step 2</w:t>
-      </w:r>
-      <w:r>
-        <w:rPr>
-          <w:rFonts w:ascii="Avenir Next" w:hAnsi="Avenir Next" w:cs="Avenir Next" w:eastAsia="Avenir Next"/>
-          <w:color w:val="1A1A1A"/>
-          <w:sz w:val="19"/>
-          <w:szCs w:val="19"/>
-        </w:rPr>
         <w:tab/>
       </w:r>
       <w:r>
         <w:rPr>
           <w:rFonts w:ascii="Avenir Next" w:hAnsi="Avenir Next" w:cs="Avenir Next" w:eastAsia="Avenir Next"/>
           <w:color w:val="1A1A1A"/>
-          <w:sz w:val="21"/>
+          <w:sz w:val="22"/>
           <w:szCs w:val="21"/>
         </w:rPr>
         <w:t xml:space="preserve">72 becomes 6 tens and 12 ones.</w:t>
@@ -2384,7 +2402,7 @@
         <w:tabs>
           <w:tab w:val="left" w:pos="950"/>
         </w:tabs>
-        <w:spacing w:before="0" w:after="24" w:line="256" w:lineRule="auto"/>
+        <w:spacing w:before="0" w:after="24" w:line="248" w:lineRule="auto"/>
         <w:ind w:left="950" w:hanging="950"/>
       </w:pPr>
       <w:r>
@@ -2392,25 +2410,25 @@
           <w:rFonts w:ascii="Avenir Next" w:hAnsi="Avenir Next" w:cs="Avenir Next" w:eastAsia="Avenir Next"/>
           <w:b/>
           <w:color w:val="003A70"/>
+          <w:sz w:val="22"/>
+          <w:szCs w:val="19"/>
+        </w:rPr>
+        <w:t xml:space="preserve">Step 3</w:t>
+      </w:r>
+      <w:r>
+        <w:rPr>
+          <w:rFonts w:ascii="Avenir Next" w:hAnsi="Avenir Next" w:cs="Avenir Next" w:eastAsia="Avenir Next"/>
+          <w:color w:val="1A1A1A"/>
           <w:sz w:val="19"/>
           <w:szCs w:val="19"/>
         </w:rPr>
-        <w:t xml:space="preserve">Step 3</w:t>
-      </w:r>
-      <w:r>
-        <w:rPr>
-          <w:rFonts w:ascii="Avenir Next" w:hAnsi="Avenir Next" w:cs="Avenir Next" w:eastAsia="Avenir Next"/>
-          <w:color w:val="1A1A1A"/>
-          <w:sz w:val="19"/>
-          <w:szCs w:val="19"/>
-        </w:rPr>
         <w:tab/>
       </w:r>
       <w:r>
         <w:rPr>
           <w:rFonts w:ascii="Avenir Next" w:hAnsi="Avenir Next" w:cs="Avenir Next" w:eastAsia="Avenir Next"/>
           <w:color w:val="1A1A1A"/>
-          <w:sz w:val="21"/>
+          <w:sz w:val="22"/>
           <w:szCs w:val="21"/>
         </w:rPr>
         <w:t xml:space="preserve">12 − 7 = 5. 6 − 5 = 1. The answer is 15.</w:t>
@@ -2421,7 +2439,7 @@
         <w:tabs>
           <w:tab w:val="left" w:pos="950"/>
         </w:tabs>
-        <w:spacing w:before="20" w:after="0" w:line="256" w:lineRule="auto"/>
+        <w:spacing w:before="20" w:after="0" w:line="248" w:lineRule="auto"/>
         <w:ind w:left="950" w:hanging="950"/>
       </w:pPr>
       <w:r>
@@ -2429,18 +2447,18 @@
           <w:rFonts w:ascii="Avenir Next" w:hAnsi="Avenir Next" w:cs="Avenir Next" w:eastAsia="Avenir Next"/>
           <w:b/>
           <w:color w:val="1A1A1A"/>
+          <w:sz w:val="22"/>
+          <w:szCs w:val="21"/>
+        </w:rPr>
+        <w:t xml:space="preserve">Answer</w:t>
+      </w:r>
+      <w:r>
+        <w:rPr>
+          <w:rFonts w:ascii="Avenir Next" w:hAnsi="Avenir Next" w:cs="Avenir Next" w:eastAsia="Avenir Next"/>
+          <w:color w:val="1A1A1A"/>
           <w:sz w:val="21"/>
           <w:szCs w:val="21"/>
         </w:rPr>
-        <w:t xml:space="preserve">Answer</w:t>
-      </w:r>
-      <w:r>
-        <w:rPr>
-          <w:rFonts w:ascii="Avenir Next" w:hAnsi="Avenir Next" w:cs="Avenir Next" w:eastAsia="Avenir Next"/>
-          <w:color w:val="1A1A1A"/>
-          <w:sz w:val="21"/>
-          <w:szCs w:val="21"/>
-        </w:rPr>
         <w:tab/>
       </w:r>
       <w:r>
@@ -2448,7 +2466,7 @@
           <w:rFonts w:ascii="Avenir Next" w:hAnsi="Avenir Next" w:cs="Avenir Next" w:eastAsia="Avenir Next"/>
           <w:b/>
           <w:color w:val="1A1A1A"/>
-          <w:sz w:val="21"/>
+          <w:sz w:val="22"/>
           <w:szCs w:val="21"/>
         </w:rPr>
         <w:t xml:space="preserve">15</w:t>
@@ -2456,6 +2474,7 @@
     </w:p>
     <w:p>
       <w:pPr>
+        <w:pStyle w:val="Heading2"/>
         <w:keepNext/>
         <w:pBdr>
           <w:bottom w:val="single" w:sz="8" w:space="3" w:color="003A70"/>
@@ -2471,7 +2490,7 @@
           <w:b/>
           <w:color w:val="003A70"/>
           <w:spacing w:val="14"/>
-          <w:sz w:val="19"/>
+          <w:sz w:val="22"/>
           <w:szCs w:val="19"/>
         </w:rPr>
         <w:t xml:space="preserve">TRY IT WITH HELP</w:t>
@@ -2490,7 +2509,7 @@
           <w:rFonts w:ascii="Avenir Next" w:hAnsi="Avenir Next" w:cs="Avenir Next" w:eastAsia="Avenir Next"/>
           <w:i/>
           <w:color w:val="5A5F66"/>
-          <w:sz w:val="17"/>
+          <w:sz w:val="22"/>
           <w:szCs w:val="17"/>
         </w:rPr>
         <w:t xml:space="preserve">fill in each step</w:t>
@@ -2502,7 +2521,7 @@
         <w:tabs>
           <w:tab w:val="left" w:pos="432"/>
         </w:tabs>
-        <w:spacing w:before="90" w:after="40" w:line="268" w:lineRule="auto"/>
+        <w:spacing w:before="90" w:after="40" w:line="254" w:lineRule="auto"/>
         <w:ind w:left="432" w:hanging="432"/>
       </w:pPr>
       <w:r>
@@ -2540,7 +2559,7 @@
         <w:tabs>
           <w:tab w:val="left" w:pos="1300"/>
         </w:tabs>
-        <w:spacing w:before="0" w:after="24" w:line="272" w:lineRule="auto"/>
+        <w:spacing w:before="0" w:after="24" w:line="256" w:lineRule="auto"/>
         <w:ind w:left="1300" w:hanging="868"/>
       </w:pPr>
       <w:r>
@@ -2548,35 +2567,35 @@
           <w:rFonts w:ascii="Avenir Next" w:hAnsi="Avenir Next" w:cs="Avenir Next" w:eastAsia="Avenir Next"/>
           <w:b/>
           <w:color w:val="003A70"/>
+          <w:sz w:val="22"/>
+          <w:szCs w:val="18"/>
+        </w:rPr>
+        <w:t xml:space="preserve">Step 1</w:t>
+      </w:r>
+      <w:r>
+        <w:rPr>
+          <w:rFonts w:ascii="Avenir Next" w:hAnsi="Avenir Next" w:cs="Avenir Next" w:eastAsia="Avenir Next"/>
+          <w:color w:val="1A1A1A"/>
           <w:sz w:val="18"/>
           <w:szCs w:val="18"/>
         </w:rPr>
-        <w:t xml:space="preserve">Step 1</w:t>
-      </w:r>
-      <w:r>
-        <w:rPr>
-          <w:rFonts w:ascii="Avenir Next" w:hAnsi="Avenir Next" w:cs="Avenir Next" w:eastAsia="Avenir Next"/>
-          <w:color w:val="1A1A1A"/>
-          <w:sz w:val="18"/>
-          <w:szCs w:val="18"/>
-        </w:rPr>
         <w:tab/>
       </w:r>
       <w:r>
         <w:rPr>
           <w:rFonts w:ascii="Avenir Next" w:hAnsi="Avenir Next" w:cs="Avenir Next" w:eastAsia="Avenir Next"/>
           <w:color w:val="1A1A1A"/>
+          <w:sz w:val="22"/>
+          <w:szCs w:val="21"/>
+        </w:rPr>
+        <w:t xml:space="preserve">7 is less than </w:t>
+      </w:r>
+      <w:r>
+        <w:rPr>
+          <w:rFonts w:ascii="Avenir Next" w:hAnsi="Avenir Next" w:cs="Avenir Next" w:eastAsia="Avenir Next"/>
+          <w:color w:val="1A1A1A"/>
           <w:sz w:val="21"/>
           <w:szCs w:val="21"/>
-        </w:rPr>
-        <w:t xml:space="preserve">7 is less than </w:t>
-      </w:r>
-      <w:r>
-        <w:rPr>
-          <w:rFonts w:ascii="Avenir Next" w:hAnsi="Avenir Next" w:cs="Avenir Next" w:eastAsia="Avenir Next"/>
-          <w:color w:val="1A1A1A"/>
-          <w:sz w:val="21"/>
-          <w:szCs w:val="21"/>
           <w:u w:val="single"/>
         </w:rPr>
         <w:t xml:space="preserve">                </w:t>
@@ -2585,7 +2604,7 @@
         <w:rPr>
           <w:rFonts w:ascii="Avenir Next" w:hAnsi="Avenir Next" w:cs="Avenir Next" w:eastAsia="Avenir Next"/>
           <w:color w:val="1A1A1A"/>
-          <w:sz w:val="21"/>
+          <w:sz w:val="22"/>
           <w:szCs w:val="21"/>
         </w:rPr>
         <w:t xml:space="preserve">. Regroup.</w:t>
@@ -2597,7 +2616,7 @@
         <w:tabs>
           <w:tab w:val="left" w:pos="1300"/>
         </w:tabs>
-        <w:spacing w:before="0" w:after="24" w:line="272" w:lineRule="auto"/>
+        <w:spacing w:before="0" w:after="24" w:line="256" w:lineRule="auto"/>
         <w:ind w:left="1300" w:hanging="868"/>
       </w:pPr>
       <w:r>
@@ -2605,35 +2624,35 @@
           <w:rFonts w:ascii="Avenir Next" w:hAnsi="Avenir Next" w:cs="Avenir Next" w:eastAsia="Avenir Next"/>
           <w:b/>
           <w:color w:val="003A70"/>
+          <w:sz w:val="22"/>
+          <w:szCs w:val="18"/>
+        </w:rPr>
+        <w:t xml:space="preserve">Step 2</w:t>
+      </w:r>
+      <w:r>
+        <w:rPr>
+          <w:rFonts w:ascii="Avenir Next" w:hAnsi="Avenir Next" w:cs="Avenir Next" w:eastAsia="Avenir Next"/>
+          <w:color w:val="1A1A1A"/>
           <w:sz w:val="18"/>
           <w:szCs w:val="18"/>
         </w:rPr>
-        <w:t xml:space="preserve">Step 2</w:t>
-      </w:r>
-      <w:r>
-        <w:rPr>
-          <w:rFonts w:ascii="Avenir Next" w:hAnsi="Avenir Next" w:cs="Avenir Next" w:eastAsia="Avenir Next"/>
-          <w:color w:val="1A1A1A"/>
-          <w:sz w:val="18"/>
-          <w:szCs w:val="18"/>
-        </w:rPr>
         <w:tab/>
       </w:r>
       <w:r>
         <w:rPr>
           <w:rFonts w:ascii="Avenir Next" w:hAnsi="Avenir Next" w:cs="Avenir Next" w:eastAsia="Avenir Next"/>
           <w:color w:val="1A1A1A"/>
+          <w:sz w:val="22"/>
+          <w:szCs w:val="21"/>
+        </w:rPr>
+        <w:t xml:space="preserve">47 becomes 3 tens and </w:t>
+      </w:r>
+      <w:r>
+        <w:rPr>
+          <w:rFonts w:ascii="Avenir Next" w:hAnsi="Avenir Next" w:cs="Avenir Next" w:eastAsia="Avenir Next"/>
+          <w:color w:val="1A1A1A"/>
           <w:sz w:val="21"/>
           <w:szCs w:val="21"/>
-        </w:rPr>
-        <w:t xml:space="preserve">47 becomes 3 tens and </w:t>
-      </w:r>
-      <w:r>
-        <w:rPr>
-          <w:rFonts w:ascii="Avenir Next" w:hAnsi="Avenir Next" w:cs="Avenir Next" w:eastAsia="Avenir Next"/>
-          <w:color w:val="1A1A1A"/>
-          <w:sz w:val="21"/>
-          <w:szCs w:val="21"/>
           <w:u w:val="single"/>
         </w:rPr>
         <w:t xml:space="preserve">                </w:t>
@@ -2642,7 +2661,7 @@
         <w:rPr>
           <w:rFonts w:ascii="Avenir Next" w:hAnsi="Avenir Next" w:cs="Avenir Next" w:eastAsia="Avenir Next"/>
           <w:color w:val="1A1A1A"/>
-          <w:sz w:val="21"/>
+          <w:sz w:val="22"/>
           <w:szCs w:val="21"/>
         </w:rPr>
         <w:t xml:space="preserve"> ones.</w:t>
@@ -2654,7 +2673,7 @@
         <w:tabs>
           <w:tab w:val="left" w:pos="1300"/>
         </w:tabs>
-        <w:spacing w:before="0" w:after="24" w:line="272" w:lineRule="auto"/>
+        <w:spacing w:before="0" w:after="24" w:line="256" w:lineRule="auto"/>
         <w:ind w:left="1300" w:hanging="868"/>
       </w:pPr>
       <w:r>
@@ -2662,35 +2681,35 @@
           <w:rFonts w:ascii="Avenir Next" w:hAnsi="Avenir Next" w:cs="Avenir Next" w:eastAsia="Avenir Next"/>
           <w:b/>
           <w:color w:val="003A70"/>
+          <w:sz w:val="22"/>
+          <w:szCs w:val="18"/>
+        </w:rPr>
+        <w:t xml:space="preserve">Step 3</w:t>
+      </w:r>
+      <w:r>
+        <w:rPr>
+          <w:rFonts w:ascii="Avenir Next" w:hAnsi="Avenir Next" w:cs="Avenir Next" w:eastAsia="Avenir Next"/>
+          <w:color w:val="1A1A1A"/>
           <w:sz w:val="18"/>
           <w:szCs w:val="18"/>
         </w:rPr>
-        <w:t xml:space="preserve">Step 3</w:t>
-      </w:r>
-      <w:r>
-        <w:rPr>
-          <w:rFonts w:ascii="Avenir Next" w:hAnsi="Avenir Next" w:cs="Avenir Next" w:eastAsia="Avenir Next"/>
-          <w:color w:val="1A1A1A"/>
-          <w:sz w:val="18"/>
-          <w:szCs w:val="18"/>
-        </w:rPr>
         <w:tab/>
       </w:r>
       <w:r>
         <w:rPr>
           <w:rFonts w:ascii="Avenir Next" w:hAnsi="Avenir Next" w:cs="Avenir Next" w:eastAsia="Avenir Next"/>
           <w:color w:val="1A1A1A"/>
+          <w:sz w:val="22"/>
+          <w:szCs w:val="21"/>
+        </w:rPr>
+        <w:t xml:space="preserve">17 − 9 = 8. 3 − 2 = 1. The answer is </w:t>
+      </w:r>
+      <w:r>
+        <w:rPr>
+          <w:rFonts w:ascii="Avenir Next" w:hAnsi="Avenir Next" w:cs="Avenir Next" w:eastAsia="Avenir Next"/>
+          <w:color w:val="1A1A1A"/>
           <w:sz w:val="21"/>
           <w:szCs w:val="21"/>
-        </w:rPr>
-        <w:t xml:space="preserve">17 − 9 = 8. 3 − 2 = 1. The answer is </w:t>
-      </w:r>
-      <w:r>
-        <w:rPr>
-          <w:rFonts w:ascii="Avenir Next" w:hAnsi="Avenir Next" w:cs="Avenir Next" w:eastAsia="Avenir Next"/>
-          <w:color w:val="1A1A1A"/>
-          <w:sz w:val="21"/>
-          <w:szCs w:val="21"/>
           <w:u w:val="single"/>
         </w:rPr>
         <w:t xml:space="preserve">                </w:t>
@@ -2699,7 +2718,7 @@
         <w:rPr>
           <w:rFonts w:ascii="Avenir Next" w:hAnsi="Avenir Next" w:cs="Avenir Next" w:eastAsia="Avenir Next"/>
           <w:color w:val="1A1A1A"/>
-          <w:sz w:val="21"/>
+          <w:sz w:val="22"/>
           <w:szCs w:val="21"/>
         </w:rPr>
         <w:t xml:space="preserve">.</w:t>
@@ -2716,7 +2735,7 @@
         <w:tabs>
           <w:tab w:val="left" w:pos="432"/>
         </w:tabs>
-        <w:spacing w:before="90" w:after="40" w:line="268" w:lineRule="auto"/>
+        <w:spacing w:before="90" w:after="40" w:line="254" w:lineRule="auto"/>
         <w:ind w:left="432" w:hanging="432"/>
       </w:pPr>
       <w:r>
@@ -2754,7 +2773,7 @@
         <w:tabs>
           <w:tab w:val="left" w:pos="1300"/>
         </w:tabs>
-        <w:spacing w:before="0" w:after="24" w:line="272" w:lineRule="auto"/>
+        <w:spacing w:before="0" w:after="24" w:line="256" w:lineRule="auto"/>
         <w:ind w:left="1300" w:hanging="868"/>
       </w:pPr>
       <w:r>
@@ -2762,35 +2781,35 @@
           <w:rFonts w:ascii="Avenir Next" w:hAnsi="Avenir Next" w:cs="Avenir Next" w:eastAsia="Avenir Next"/>
           <w:b/>
           <w:color w:val="003A70"/>
+          <w:sz w:val="22"/>
+          <w:szCs w:val="18"/>
+        </w:rPr>
+        <w:t xml:space="preserve">Step 1</w:t>
+      </w:r>
+      <w:r>
+        <w:rPr>
+          <w:rFonts w:ascii="Avenir Next" w:hAnsi="Avenir Next" w:cs="Avenir Next" w:eastAsia="Avenir Next"/>
+          <w:color w:val="1A1A1A"/>
           <w:sz w:val="18"/>
           <w:szCs w:val="18"/>
         </w:rPr>
-        <w:t xml:space="preserve">Step 1</w:t>
-      </w:r>
-      <w:r>
-        <w:rPr>
-          <w:rFonts w:ascii="Avenir Next" w:hAnsi="Avenir Next" w:cs="Avenir Next" w:eastAsia="Avenir Next"/>
-          <w:color w:val="1A1A1A"/>
-          <w:sz w:val="18"/>
-          <w:szCs w:val="18"/>
-        </w:rPr>
         <w:tab/>
       </w:r>
       <w:r>
         <w:rPr>
           <w:rFonts w:ascii="Avenir Next" w:hAnsi="Avenir Next" w:cs="Avenir Next" w:eastAsia="Avenir Next"/>
           <w:color w:val="1A1A1A"/>
+          <w:sz w:val="22"/>
+          <w:szCs w:val="21"/>
+        </w:rPr>
+        <w:t xml:space="preserve">1 is less than </w:t>
+      </w:r>
+      <w:r>
+        <w:rPr>
+          <w:rFonts w:ascii="Avenir Next" w:hAnsi="Avenir Next" w:cs="Avenir Next" w:eastAsia="Avenir Next"/>
+          <w:color w:val="1A1A1A"/>
           <w:sz w:val="21"/>
           <w:szCs w:val="21"/>
-        </w:rPr>
-        <w:t xml:space="preserve">1 is less than </w:t>
-      </w:r>
-      <w:r>
-        <w:rPr>
-          <w:rFonts w:ascii="Avenir Next" w:hAnsi="Avenir Next" w:cs="Avenir Next" w:eastAsia="Avenir Next"/>
-          <w:color w:val="1A1A1A"/>
-          <w:sz w:val="21"/>
-          <w:szCs w:val="21"/>
           <w:u w:val="single"/>
         </w:rPr>
         <w:t xml:space="preserve">                </w:t>
@@ -2799,7 +2818,7 @@
         <w:rPr>
           <w:rFonts w:ascii="Avenir Next" w:hAnsi="Avenir Next" w:cs="Avenir Next" w:eastAsia="Avenir Next"/>
           <w:color w:val="1A1A1A"/>
-          <w:sz w:val="21"/>
+          <w:sz w:val="22"/>
           <w:szCs w:val="21"/>
         </w:rPr>
         <w:t xml:space="preserve">. Regroup.</w:t>
@@ -2811,7 +2830,7 @@
         <w:tabs>
           <w:tab w:val="left" w:pos="1300"/>
         </w:tabs>
-        <w:spacing w:before="0" w:after="24" w:line="272" w:lineRule="auto"/>
+        <w:spacing w:before="0" w:after="24" w:line="256" w:lineRule="auto"/>
         <w:ind w:left="1300" w:hanging="868"/>
       </w:pPr>
       <w:r>
@@ -2819,35 +2838,35 @@
           <w:rFonts w:ascii="Avenir Next" w:hAnsi="Avenir Next" w:cs="Avenir Next" w:eastAsia="Avenir Next"/>
           <w:b/>
           <w:color w:val="003A70"/>
+          <w:sz w:val="22"/>
+          <w:szCs w:val="18"/>
+        </w:rPr>
+        <w:t xml:space="preserve">Step 2</w:t>
+      </w:r>
+      <w:r>
+        <w:rPr>
+          <w:rFonts w:ascii="Avenir Next" w:hAnsi="Avenir Next" w:cs="Avenir Next" w:eastAsia="Avenir Next"/>
+          <w:color w:val="1A1A1A"/>
           <w:sz w:val="18"/>
           <w:szCs w:val="18"/>
         </w:rPr>
-        <w:t xml:space="preserve">Step 2</w:t>
-      </w:r>
-      <w:r>
-        <w:rPr>
-          <w:rFonts w:ascii="Avenir Next" w:hAnsi="Avenir Next" w:cs="Avenir Next" w:eastAsia="Avenir Next"/>
-          <w:color w:val="1A1A1A"/>
-          <w:sz w:val="18"/>
-          <w:szCs w:val="18"/>
-        </w:rPr>
         <w:tab/>
       </w:r>
       <w:r>
         <w:rPr>
           <w:rFonts w:ascii="Avenir Next" w:hAnsi="Avenir Next" w:cs="Avenir Next" w:eastAsia="Avenir Next"/>
           <w:color w:val="1A1A1A"/>
+          <w:sz w:val="22"/>
+          <w:szCs w:val="21"/>
+        </w:rPr>
+        <w:t xml:space="preserve">51 becomes 4 tens and </w:t>
+      </w:r>
+      <w:r>
+        <w:rPr>
+          <w:rFonts w:ascii="Avenir Next" w:hAnsi="Avenir Next" w:cs="Avenir Next" w:eastAsia="Avenir Next"/>
+          <w:color w:val="1A1A1A"/>
           <w:sz w:val="21"/>
           <w:szCs w:val="21"/>
-        </w:rPr>
-        <w:t xml:space="preserve">51 becomes 4 tens and </w:t>
-      </w:r>
-      <w:r>
-        <w:rPr>
-          <w:rFonts w:ascii="Avenir Next" w:hAnsi="Avenir Next" w:cs="Avenir Next" w:eastAsia="Avenir Next"/>
-          <w:color w:val="1A1A1A"/>
-          <w:sz w:val="21"/>
-          <w:szCs w:val="21"/>
           <w:u w:val="single"/>
         </w:rPr>
         <w:t xml:space="preserve">                </w:t>
@@ -2856,7 +2875,7 @@
         <w:rPr>
           <w:rFonts w:ascii="Avenir Next" w:hAnsi="Avenir Next" w:cs="Avenir Next" w:eastAsia="Avenir Next"/>
           <w:color w:val="1A1A1A"/>
-          <w:sz w:val="21"/>
+          <w:sz w:val="22"/>
           <w:szCs w:val="21"/>
         </w:rPr>
         <w:t xml:space="preserve"> ones.</w:t>
@@ -2868,7 +2887,7 @@
         <w:tabs>
           <w:tab w:val="left" w:pos="1300"/>
         </w:tabs>
-        <w:spacing w:before="0" w:after="24" w:line="272" w:lineRule="auto"/>
+        <w:spacing w:before="0" w:after="24" w:line="256" w:lineRule="auto"/>
         <w:ind w:left="1300" w:hanging="868"/>
       </w:pPr>
       <w:r>
@@ -2876,35 +2895,35 @@
           <w:rFonts w:ascii="Avenir Next" w:hAnsi="Avenir Next" w:cs="Avenir Next" w:eastAsia="Avenir Next"/>
           <w:b/>
           <w:color w:val="003A70"/>
+          <w:sz w:val="22"/>
+          <w:szCs w:val="18"/>
+        </w:rPr>
+        <w:t xml:space="preserve">Step 3</w:t>
+      </w:r>
+      <w:r>
+        <w:rPr>
+          <w:rFonts w:ascii="Avenir Next" w:hAnsi="Avenir Next" w:cs="Avenir Next" w:eastAsia="Avenir Next"/>
+          <w:color w:val="1A1A1A"/>
           <w:sz w:val="18"/>
           <w:szCs w:val="18"/>
         </w:rPr>
-        <w:t xml:space="preserve">Step 3</w:t>
-      </w:r>
-      <w:r>
-        <w:rPr>
-          <w:rFonts w:ascii="Avenir Next" w:hAnsi="Avenir Next" w:cs="Avenir Next" w:eastAsia="Avenir Next"/>
-          <w:color w:val="1A1A1A"/>
-          <w:sz w:val="18"/>
-          <w:szCs w:val="18"/>
-        </w:rPr>
         <w:tab/>
       </w:r>
       <w:r>
         <w:rPr>
           <w:rFonts w:ascii="Avenir Next" w:hAnsi="Avenir Next" w:cs="Avenir Next" w:eastAsia="Avenir Next"/>
           <w:color w:val="1A1A1A"/>
+          <w:sz w:val="22"/>
+          <w:szCs w:val="21"/>
+        </w:rPr>
+        <w:t xml:space="preserve">11 − 3 = 8. 4 − 4 = 0. The answer is </w:t>
+      </w:r>
+      <w:r>
+        <w:rPr>
+          <w:rFonts w:ascii="Avenir Next" w:hAnsi="Avenir Next" w:cs="Avenir Next" w:eastAsia="Avenir Next"/>
+          <w:color w:val="1A1A1A"/>
           <w:sz w:val="21"/>
           <w:szCs w:val="21"/>
-        </w:rPr>
-        <w:t xml:space="preserve">11 − 3 = 8. 4 − 4 = 0. The answer is </w:t>
-      </w:r>
-      <w:r>
-        <w:rPr>
-          <w:rFonts w:ascii="Avenir Next" w:hAnsi="Avenir Next" w:cs="Avenir Next" w:eastAsia="Avenir Next"/>
-          <w:color w:val="1A1A1A"/>
-          <w:sz w:val="21"/>
-          <w:szCs w:val="21"/>
           <w:u w:val="single"/>
         </w:rPr>
         <w:t xml:space="preserve">                </w:t>
@@ -2913,7 +2932,7 @@
         <w:rPr>
           <w:rFonts w:ascii="Avenir Next" w:hAnsi="Avenir Next" w:cs="Avenir Next" w:eastAsia="Avenir Next"/>
           <w:color w:val="1A1A1A"/>
-          <w:sz w:val="21"/>
+          <w:sz w:val="22"/>
           <w:szCs w:val="21"/>
         </w:rPr>
         <w:t xml:space="preserve">.</w:t>
@@ -2926,6 +2945,7 @@
     </w:p>
     <w:p>
       <w:pPr>
+        <w:pStyle w:val="Heading2"/>
         <w:keepNext/>
         <w:pBdr>
           <w:bottom w:val="single" w:sz="8" w:space="3" w:color="003A70"/>
@@ -2941,7 +2961,7 @@
           <w:b/>
           <w:color w:val="003A70"/>
           <w:spacing w:val="14"/>
-          <w:sz w:val="19"/>
+          <w:sz w:val="22"/>
           <w:szCs w:val="19"/>
         </w:rPr>
         <w:t xml:space="preserve">YOUR TURN</w:t>
@@ -2960,7 +2980,7 @@
           <w:rFonts w:ascii="Avenir Next" w:hAnsi="Avenir Next" w:cs="Avenir Next" w:eastAsia="Avenir Next"/>
           <w:i/>
           <w:color w:val="5A5F66"/>
-          <w:sz w:val="17"/>
+          <w:sz w:val="22"/>
           <w:szCs w:val="17"/>
         </w:rPr>
         <w:t xml:space="preserve">use the steps on your own</w:t>
@@ -3010,7 +3030,7 @@
               <w:tabs>
                 <w:tab w:val="left" w:pos="432"/>
               </w:tabs>
-              <w:spacing w:before="90" w:after="40" w:line="268" w:lineRule="auto"/>
+              <w:spacing w:before="90" w:after="40" w:line="254" w:lineRule="auto"/>
               <w:ind w:left="432" w:hanging="432"/>
             </w:pPr>
             <w:r>
@@ -3084,7 +3104,7 @@
                     <w:tabs>
                       <w:tab w:val="left" w:pos="340"/>
                     </w:tabs>
-                    <w:spacing w:before="0" w:after="0" w:line="276" w:lineRule="auto"/>
+                    <w:spacing w:before="0" w:after="0" w:line="258" w:lineRule="auto"/>
                     <w:ind w:left="340" w:hanging="340"/>
                   </w:pPr>
                   <w:r>
@@ -3132,7 +3152,7 @@
                       <w:szCs w:val="22"/>
                       <w:u w:val="single"/>
                     </w:rPr>
-                    <w:t xml:space="preserve">        </w:t>
+                    <w:t xml:space="preserve">            </w:t>
                   </w:r>
                 </w:p>
               </w:tc>
@@ -3146,7 +3166,7 @@
                     <w:tabs>
                       <w:tab w:val="left" w:pos="340"/>
                     </w:tabs>
-                    <w:spacing w:before="0" w:after="0" w:line="276" w:lineRule="auto"/>
+                    <w:spacing w:before="0" w:after="0" w:line="258" w:lineRule="auto"/>
                     <w:ind w:left="340" w:hanging="340"/>
                   </w:pPr>
                   <w:r>
@@ -3194,7 +3214,7 @@
                       <w:szCs w:val="22"/>
                       <w:u w:val="single"/>
                     </w:rPr>
-                    <w:t xml:space="preserve">        </w:t>
+                    <w:t xml:space="preserve">            </w:t>
                   </w:r>
                 </w:p>
               </w:tc>
@@ -3208,7 +3228,7 @@
                     <w:tabs>
                       <w:tab w:val="left" w:pos="340"/>
                     </w:tabs>
-                    <w:spacing w:before="0" w:after="0" w:line="276" w:lineRule="auto"/>
+                    <w:spacing w:before="0" w:after="0" w:line="258" w:lineRule="auto"/>
                     <w:ind w:left="340" w:hanging="340"/>
                   </w:pPr>
                   <w:r>
@@ -3256,7 +3276,7 @@
                       <w:szCs w:val="22"/>
                       <w:u w:val="single"/>
                     </w:rPr>
-                    <w:t xml:space="preserve">        </w:t>
+                    <w:t xml:space="preserve">            </w:t>
                   </w:r>
                 </w:p>
               </w:tc>
@@ -3276,7 +3296,7 @@
                     <w:tabs>
                       <w:tab w:val="left" w:pos="340"/>
                     </w:tabs>
-                    <w:spacing w:before="0" w:after="0" w:line="276" w:lineRule="auto"/>
+                    <w:spacing w:before="0" w:after="0" w:line="258" w:lineRule="auto"/>
                     <w:ind w:left="340" w:hanging="340"/>
                   </w:pPr>
                   <w:r>
@@ -3324,7 +3344,7 @@
                       <w:szCs w:val="22"/>
                       <w:u w:val="single"/>
                     </w:rPr>
-                    <w:t xml:space="preserve">        </w:t>
+                    <w:t xml:space="preserve">            </w:t>
                   </w:r>
                 </w:p>
               </w:tc>
@@ -3338,7 +3358,7 @@
                     <w:tabs>
                       <w:tab w:val="left" w:pos="340"/>
                     </w:tabs>
-                    <w:spacing w:before="0" w:after="0" w:line="276" w:lineRule="auto"/>
+                    <w:spacing w:before="0" w:after="0" w:line="258" w:lineRule="auto"/>
                     <w:ind w:left="340" w:hanging="340"/>
                   </w:pPr>
                   <w:r>
@@ -3386,7 +3406,7 @@
                       <w:szCs w:val="22"/>
                       <w:u w:val="single"/>
                     </w:rPr>
-                    <w:t xml:space="preserve">        </w:t>
+                    <w:t xml:space="preserve">            </w:t>
                   </w:r>
                 </w:p>
               </w:tc>
@@ -3400,7 +3420,7 @@
                     <w:tabs>
                       <w:tab w:val="left" w:pos="340"/>
                     </w:tabs>
-                    <w:spacing w:before="0" w:after="0" w:line="276" w:lineRule="auto"/>
+                    <w:spacing w:before="0" w:after="0" w:line="258" w:lineRule="auto"/>
                     <w:ind w:left="340" w:hanging="340"/>
                   </w:pPr>
                   <w:r>
@@ -3448,7 +3468,7 @@
                       <w:szCs w:val="22"/>
                       <w:u w:val="single"/>
                     </w:rPr>
-                    <w:t xml:space="preserve">        </w:t>
+                    <w:t xml:space="preserve">            </w:t>
                   </w:r>
                 </w:p>
               </w:tc>
@@ -3469,6 +3489,7 @@
     </w:p>
     <w:p>
       <w:pPr>
+        <w:pStyle w:val="Heading2"/>
         <w:keepNext/>
         <w:pBdr>
           <w:bottom w:val="single" w:sz="8" w:space="3" w:color="003A70"/>
@@ -3484,7 +3505,7 @@
           <w:b/>
           <w:color w:val="003A70"/>
           <w:spacing w:val="14"/>
-          <w:sz w:val="19"/>
+          <w:sz w:val="22"/>
           <w:szCs w:val="19"/>
         </w:rPr>
         <w:t xml:space="preserve">READY CHECK</w:t>
@@ -3503,7 +3524,7 @@
           <w:rFonts w:ascii="Avenir Next" w:hAnsi="Avenir Next" w:cs="Avenir Next" w:eastAsia="Avenir Next"/>
           <w:i/>
           <w:color w:val="5A5F66"/>
-          <w:sz w:val="17"/>
+          <w:sz w:val="22"/>
           <w:szCs w:val="17"/>
         </w:rPr>
         <w:t xml:space="preserve">a problem like the one in today’s lesson</w:t>
@@ -3553,7 +3574,7 @@
               <w:tabs>
                 <w:tab w:val="left" w:pos="432"/>
               </w:tabs>
-              <w:spacing w:before="90" w:after="40" w:line="268" w:lineRule="auto"/>
+              <w:spacing w:before="90" w:after="40" w:line="254" w:lineRule="auto"/>
               <w:ind w:left="432" w:hanging="432"/>
             </w:pPr>
             <w:r>
@@ -3627,7 +3648,7 @@
                     <w:tabs>
                       <w:tab w:val="left" w:pos="340"/>
                     </w:tabs>
-                    <w:spacing w:before="0" w:after="0" w:line="264" w:lineRule="auto"/>
+                    <w:spacing w:before="0" w:after="0" w:line="252" w:lineRule="auto"/>
                     <w:ind w:left="340" w:hanging="340"/>
                   </w:pPr>
                   <w:r>
@@ -3635,25 +3656,25 @@
                       <w:rFonts w:ascii="Avenir Next" w:hAnsi="Avenir Next" w:cs="Avenir Next" w:eastAsia="Avenir Next"/>
                       <w:b/>
                       <w:color w:val="003A70"/>
+                      <w:sz w:val="22"/>
+                      <w:szCs w:val="21"/>
+                    </w:rPr>
+                    <w:t xml:space="preserve">A</w:t>
+                  </w:r>
+                  <w:r>
+                    <w:rPr>
+                      <w:rFonts w:ascii="Avenir Next" w:hAnsi="Avenir Next" w:cs="Avenir Next" w:eastAsia="Avenir Next"/>
+                      <w:color w:val="1A1A1A"/>
                       <w:sz w:val="21"/>
                       <w:szCs w:val="21"/>
                     </w:rPr>
-                    <w:t xml:space="preserve">A</w:t>
-                  </w:r>
-                  <w:r>
-                    <w:rPr>
-                      <w:rFonts w:ascii="Avenir Next" w:hAnsi="Avenir Next" w:cs="Avenir Next" w:eastAsia="Avenir Next"/>
-                      <w:color w:val="1A1A1A"/>
-                      <w:sz w:val="21"/>
-                      <w:szCs w:val="21"/>
-                    </w:rPr>
                     <w:tab/>
                   </w:r>
                   <w:r>
                     <w:rPr>
                       <w:rFonts w:ascii="Avenir Next" w:hAnsi="Avenir Next" w:cs="Avenir Next" w:eastAsia="Avenir Next"/>
                       <w:color w:val="1A1A1A"/>
-                      <w:sz w:val="21"/>
+                      <w:sz w:val="22"/>
                       <w:szCs w:val="21"/>
                     </w:rPr>
                     <w:t xml:space="preserve">15</w:t>
@@ -3670,7 +3691,7 @@
                     <w:tabs>
                       <w:tab w:val="left" w:pos="340"/>
                     </w:tabs>
-                    <w:spacing w:before="0" w:after="0" w:line="264" w:lineRule="auto"/>
+                    <w:spacing w:before="0" w:after="0" w:line="252" w:lineRule="auto"/>
                     <w:ind w:left="340" w:hanging="340"/>
                   </w:pPr>
                   <w:r>
@@ -3678,25 +3699,25 @@
                       <w:rFonts w:ascii="Avenir Next" w:hAnsi="Avenir Next" w:cs="Avenir Next" w:eastAsia="Avenir Next"/>
                       <w:b/>
                       <w:color w:val="003A70"/>
+                      <w:sz w:val="22"/>
+                      <w:szCs w:val="21"/>
+                    </w:rPr>
+                    <w:t xml:space="preserve">B</w:t>
+                  </w:r>
+                  <w:r>
+                    <w:rPr>
+                      <w:rFonts w:ascii="Avenir Next" w:hAnsi="Avenir Next" w:cs="Avenir Next" w:eastAsia="Avenir Next"/>
+                      <w:color w:val="1A1A1A"/>
                       <w:sz w:val="21"/>
                       <w:szCs w:val="21"/>
                     </w:rPr>
-                    <w:t xml:space="preserve">B</w:t>
-                  </w:r>
-                  <w:r>
-                    <w:rPr>
-                      <w:rFonts w:ascii="Avenir Next" w:hAnsi="Avenir Next" w:cs="Avenir Next" w:eastAsia="Avenir Next"/>
-                      <w:color w:val="1A1A1A"/>
-                      <w:sz w:val="21"/>
-                      <w:szCs w:val="21"/>
-                    </w:rPr>
                     <w:tab/>
                   </w:r>
                   <w:r>
                     <w:rPr>
                       <w:rFonts w:ascii="Avenir Next" w:hAnsi="Avenir Next" w:cs="Avenir Next" w:eastAsia="Avenir Next"/>
                       <w:color w:val="1A1A1A"/>
-                      <w:sz w:val="21"/>
+                      <w:sz w:val="22"/>
                       <w:szCs w:val="21"/>
                     </w:rPr>
                     <w:t xml:space="preserve">25</w:t>
@@ -3713,7 +3734,7 @@
                     <w:tabs>
                       <w:tab w:val="left" w:pos="340"/>
                     </w:tabs>
-                    <w:spacing w:before="0" w:after="0" w:line="264" w:lineRule="auto"/>
+                    <w:spacing w:before="0" w:after="0" w:line="252" w:lineRule="auto"/>
                     <w:ind w:left="340" w:hanging="340"/>
                   </w:pPr>
                   <w:r>
@@ -3721,25 +3742,25 @@
                       <w:rFonts w:ascii="Avenir Next" w:hAnsi="Avenir Next" w:cs="Avenir Next" w:eastAsia="Avenir Next"/>
                       <w:b/>
                       <w:color w:val="003A70"/>
+                      <w:sz w:val="22"/>
+                      <w:szCs w:val="21"/>
+                    </w:rPr>
+                    <w:t xml:space="preserve">C</w:t>
+                  </w:r>
+                  <w:r>
+                    <w:rPr>
+                      <w:rFonts w:ascii="Avenir Next" w:hAnsi="Avenir Next" w:cs="Avenir Next" w:eastAsia="Avenir Next"/>
+                      <w:color w:val="1A1A1A"/>
                       <w:sz w:val="21"/>
                       <w:szCs w:val="21"/>
                     </w:rPr>
-                    <w:t xml:space="preserve">C</w:t>
-                  </w:r>
-                  <w:r>
-                    <w:rPr>
-                      <w:rFonts w:ascii="Avenir Next" w:hAnsi="Avenir Next" w:cs="Avenir Next" w:eastAsia="Avenir Next"/>
-                      <w:color w:val="1A1A1A"/>
-                      <w:sz w:val="21"/>
-                      <w:szCs w:val="21"/>
-                    </w:rPr>
                     <w:tab/>
                   </w:r>
                   <w:r>
                     <w:rPr>
                       <w:rFonts w:ascii="Avenir Next" w:hAnsi="Avenir Next" w:cs="Avenir Next" w:eastAsia="Avenir Next"/>
                       <w:color w:val="1A1A1A"/>
-                      <w:sz w:val="21"/>
+                      <w:sz w:val="22"/>
                       <w:szCs w:val="21"/>
                     </w:rPr>
                     <w:t xml:space="preserve">−15</w:t>
@@ -3756,7 +3777,7 @@
                     <w:tabs>
                       <w:tab w:val="left" w:pos="340"/>
                     </w:tabs>
-                    <w:spacing w:before="0" w:after="0" w:line="264" w:lineRule="auto"/>
+                    <w:spacing w:before="0" w:after="0" w:line="252" w:lineRule="auto"/>
                     <w:ind w:left="340" w:hanging="340"/>
                   </w:pPr>
                   <w:r>
@@ -3764,25 +3785,25 @@
                       <w:rFonts w:ascii="Avenir Next" w:hAnsi="Avenir Next" w:cs="Avenir Next" w:eastAsia="Avenir Next"/>
                       <w:b/>
                       <w:color w:val="003A70"/>
+                      <w:sz w:val="22"/>
+                      <w:szCs w:val="21"/>
+                    </w:rPr>
+                    <w:t xml:space="preserve">D</w:t>
+                  </w:r>
+                  <w:r>
+                    <w:rPr>
+                      <w:rFonts w:ascii="Avenir Next" w:hAnsi="Avenir Next" w:cs="Avenir Next" w:eastAsia="Avenir Next"/>
+                      <w:color w:val="1A1A1A"/>
                       <w:sz w:val="21"/>
                       <w:szCs w:val="21"/>
                     </w:rPr>
-                    <w:t xml:space="preserve">D</w:t>
-                  </w:r>
-                  <w:r>
-                    <w:rPr>
-                      <w:rFonts w:ascii="Avenir Next" w:hAnsi="Avenir Next" w:cs="Avenir Next" w:eastAsia="Avenir Next"/>
-                      <w:color w:val="1A1A1A"/>
-                      <w:sz w:val="21"/>
-                      <w:szCs w:val="21"/>
-                    </w:rPr>
                     <w:tab/>
                   </w:r>
                   <w:r>
                     <w:rPr>
                       <w:rFonts w:ascii="Avenir Next" w:hAnsi="Avenir Next" w:cs="Avenir Next" w:eastAsia="Avenir Next"/>
                       <w:color w:val="1A1A1A"/>
-                      <w:sz w:val="21"/>
+                      <w:sz w:val="22"/>
                       <w:szCs w:val="21"/>
                     </w:rPr>
                     <w:t xml:space="preserve">129</w:t>
@@ -3831,19 +3852,42 @@
         <w:tblLook w:val="0000" w:firstRow="0" w:lastRow="0" w:firstColumn="0" w:lastColumn="0" w:noHBand="1" w:noVBand="1"/>
       </w:tblPr>
       <w:tblGrid>
-        <w:gridCol w:w="2000"/>
-        <w:gridCol w:w="2300"/>
-        <w:gridCol w:w="2100"/>
-        <w:gridCol w:w="3104"/>
+        <w:gridCol w:w="1750"/>
+        <w:gridCol w:w="2500"/>
+        <w:gridCol w:w="2200"/>
+        <w:gridCol w:w="3054"/>
       </w:tblGrid>
       <w:tr>
         <w:trPr>
           <w:cantSplit/>
-          <w:trHeight w:val="320" w:hRule="atLeast"/>
+          <w:trHeight w:val="300" w:hRule="atLeast"/>
         </w:trPr>
         <w:tc>
           <w:tcPr>
-            <w:tcW w:w="2000" w:type="dxa"/>
+            <w:tcW w:w="1750" w:type="dxa"/>
+            <w:vAlign w:val="center"/>
+          </w:tcPr>
+          <w:p>
+            <w:pPr>
+              <w:pStyle w:val="Heading2"/>
+              <w:spacing w:before="0" w:after="0" w:line="240" w:lineRule="auto"/>
+            </w:pPr>
+            <w:r>
+              <w:rPr>
+                <w:rFonts w:ascii="Avenir Next" w:hAnsi="Avenir Next" w:cs="Avenir Next" w:eastAsia="Avenir Next"/>
+                <w:b/>
+                <w:color w:val="003A70"/>
+                <w:spacing w:val="12"/>
+                <w:sz w:val="15"/>
+                <w:szCs w:val="15"/>
+              </w:rPr>
+              <w:t xml:space="preserve">CHECK YOURSELF</w:t>
+            </w:r>
+          </w:p>
+        </w:tc>
+        <w:tc>
+          <w:tcPr>
+            <w:tcW w:w="2500" w:type="dxa"/>
             <w:vAlign w:val="center"/>
           </w:tcPr>
           <w:p>
@@ -3852,20 +3896,27 @@
             </w:pPr>
             <w:r>
               <w:rPr>
+                <w:rFonts w:ascii="Arial" w:hAnsi="Arial" w:cs="Arial" w:eastAsia="Arial"/>
+                <w:color w:val="1A1A1A"/>
+                <w:sz w:val="20"/>
+                <w:szCs w:val="20"/>
+              </w:rPr>
+              <w:t xml:space="preserve">□</w:t>
+            </w:r>
+            <w:r>
+              <w:rPr>
                 <w:rFonts w:ascii="Avenir Next" w:hAnsi="Avenir Next" w:cs="Avenir Next" w:eastAsia="Avenir Next"/>
-                <w:b/>
-                <w:color w:val="003A70"/>
-                <w:spacing w:val="12"/>
-                <w:sz w:val="15"/>
-                <w:szCs w:val="15"/>
-              </w:rPr>
-              <w:t xml:space="preserve">CHECK YOURSELF</w:t>
+                <w:color w:val="1A1A1A"/>
+                <w:sz w:val="17"/>
+                <w:szCs w:val="17"/>
+              </w:rPr>
+              <w:t xml:space="preserve">  I can do this on my own</w:t>
             </w:r>
           </w:p>
         </w:tc>
         <w:tc>
           <w:tcPr>
-            <w:tcW w:w="2300" w:type="dxa"/>
+            <w:tcW w:w="2200" w:type="dxa"/>
             <w:vAlign w:val="center"/>
           </w:tcPr>
           <w:p>
@@ -3876,8 +3927,8 @@
               <w:rPr>
                 <w:rFonts w:ascii="Arial" w:hAnsi="Arial" w:cs="Arial" w:eastAsia="Arial"/>
                 <w:color w:val="1A1A1A"/>
-                <w:sz w:val="24"/>
-                <w:szCs w:val="24"/>
+                <w:sz w:val="20"/>
+                <w:szCs w:val="20"/>
               </w:rPr>
               <w:t xml:space="preserve">□</w:t>
             </w:r>
@@ -3888,13 +3939,13 @@
                 <w:sz w:val="17"/>
                 <w:szCs w:val="17"/>
               </w:rPr>
-              <w:t xml:space="preserve">  I can do this on my own</w:t>
+              <w:t xml:space="preserve">  I need a little help</w:t>
             </w:r>
           </w:p>
         </w:tc>
         <w:tc>
           <w:tcPr>
-            <w:tcW w:w="2100" w:type="dxa"/>
+            <w:tcW w:w="3054" w:type="dxa"/>
             <w:vAlign w:val="center"/>
           </w:tcPr>
           <w:p>
@@ -3905,37 +3956,8 @@
               <w:rPr>
                 <w:rFonts w:ascii="Arial" w:hAnsi="Arial" w:cs="Arial" w:eastAsia="Arial"/>
                 <w:color w:val="1A1A1A"/>
-                <w:sz w:val="24"/>
-                <w:szCs w:val="24"/>
-              </w:rPr>
-              <w:t xml:space="preserve">□</w:t>
-            </w:r>
-            <w:r>
-              <w:rPr>
-                <w:rFonts w:ascii="Avenir Next" w:hAnsi="Avenir Next" w:cs="Avenir Next" w:eastAsia="Avenir Next"/>
-                <w:color w:val="1A1A1A"/>
-                <w:sz w:val="17"/>
-                <w:szCs w:val="17"/>
-              </w:rPr>
-              <w:t xml:space="preserve">  I need a little help</w:t>
-            </w:r>
-          </w:p>
-        </w:tc>
-        <w:tc>
-          <w:tcPr>
-            <w:tcW w:w="3104" w:type="dxa"/>
-            <w:vAlign w:val="center"/>
-          </w:tcPr>
-          <w:p>
-            <w:pPr>
-              <w:spacing w:before="0" w:after="0" w:line="240" w:lineRule="auto"/>
-            </w:pPr>
-            <w:r>
-              <w:rPr>
-                <w:rFonts w:ascii="Arial" w:hAnsi="Arial" w:cs="Arial" w:eastAsia="Arial"/>
-                <w:color w:val="1A1A1A"/>
-                <w:sz w:val="24"/>
-                <w:szCs w:val="24"/>
+                <w:sz w:val="20"/>
+                <w:szCs w:val="20"/>
               </w:rPr>
               <w:t xml:space="preserve">□</w:t>
             </w:r>
@@ -3970,7 +3992,7 @@
     <w:sectPr>
       <w:footerReference w:type="default" r:id="rIdFooter1"/>
       <w:pgSz w:w="12240" w:h="15840"/>
-      <w:pgMar w:top="893" w:right="1224" w:bottom="835" w:left="1512" w:header="432" w:footer="432" w:gutter="0"/>
+      <w:pgMar w:top="780" w:right="1224" w:bottom="760" w:left="1512" w:header="432" w:footer="432" w:gutter="0"/>
       <w:cols w:space="720"/>
     </w:sectPr>
   </w:body>
@@ -4050,7 +4072,106 @@
               <w:sz w:val="15"/>
               <w:szCs w:val="15"/>
             </w:rPr>
-            <w:t xml:space="preserve">Lesson 2-9  ·  Session 2  ·  Prerequisite Practice A</w:t>
+            <w:t xml:space="preserve">2-9 · Page </w:t>
+          </w:r>
+          <w:r>
+            <w:rPr>
+              <w:rFonts w:ascii="Avenir Next" w:hAnsi="Avenir Next" w:cs="Avenir Next" w:eastAsia="Avenir Next"/>
+              <w:color w:val="5A5F66"/>
+              <w:sz w:val="15"/>
+              <w:szCs w:val="15"/>
+            </w:rPr>
+            <w:fldChar w:fldCharType="begin"/>
+          </w:r>
+          <w:r>
+            <w:rPr>
+              <w:rFonts w:ascii="Avenir Next" w:hAnsi="Avenir Next" w:cs="Avenir Next" w:eastAsia="Avenir Next"/>
+              <w:color w:val="5A5F66"/>
+              <w:sz w:val="15"/>
+              <w:szCs w:val="15"/>
+            </w:rPr>
+            <w:instrText xml:space="preserve"> PAGE </w:instrText>
+          </w:r>
+          <w:r>
+            <w:rPr>
+              <w:rFonts w:ascii="Avenir Next" w:hAnsi="Avenir Next" w:cs="Avenir Next" w:eastAsia="Avenir Next"/>
+              <w:color w:val="5A5F66"/>
+              <w:sz w:val="15"/>
+              <w:szCs w:val="15"/>
+            </w:rPr>
+            <w:fldChar w:fldCharType="separate"/>
+          </w:r>
+          <w:r>
+            <w:rPr>
+              <w:rFonts w:ascii="Avenir Next" w:hAnsi="Avenir Next" w:cs="Avenir Next" w:eastAsia="Avenir Next"/>
+              <w:color w:val="5A5F66"/>
+              <w:sz w:val="15"/>
+              <w:szCs w:val="15"/>
+            </w:rPr>
+            <w:t xml:space="preserve">1</w:t>
+          </w:r>
+          <w:r>
+            <w:rPr>
+              <w:rFonts w:ascii="Avenir Next" w:hAnsi="Avenir Next" w:cs="Avenir Next" w:eastAsia="Avenir Next"/>
+              <w:color w:val="5A5F66"/>
+              <w:sz w:val="15"/>
+              <w:szCs w:val="15"/>
+            </w:rPr>
+            <w:fldChar w:fldCharType="end"/>
+          </w:r>
+          <w:r>
+            <w:rPr>
+              <w:rFonts w:ascii="Avenir Next" w:hAnsi="Avenir Next" w:cs="Avenir Next" w:eastAsia="Avenir Next"/>
+              <w:color w:val="5A5F66"/>
+              <w:sz w:val="15"/>
+              <w:szCs w:val="15"/>
+            </w:rPr>
+            <w:t xml:space="preserve"> of </w:t>
+          </w:r>
+          <w:r>
+            <w:rPr>
+              <w:rFonts w:ascii="Avenir Next" w:hAnsi="Avenir Next" w:cs="Avenir Next" w:eastAsia="Avenir Next"/>
+              <w:color w:val="5A5F66"/>
+              <w:sz w:val="15"/>
+              <w:szCs w:val="15"/>
+            </w:rPr>
+            <w:fldChar w:fldCharType="begin"/>
+          </w:r>
+          <w:r>
+            <w:rPr>
+              <w:rFonts w:ascii="Avenir Next" w:hAnsi="Avenir Next" w:cs="Avenir Next" w:eastAsia="Avenir Next"/>
+              <w:color w:val="5A5F66"/>
+              <w:sz w:val="15"/>
+              <w:szCs w:val="15"/>
+            </w:rPr>
+            <w:instrText xml:space="preserve"> NUMPAGES </w:instrText>
+          </w:r>
+          <w:r>
+            <w:rPr>
+              <w:rFonts w:ascii="Avenir Next" w:hAnsi="Avenir Next" w:cs="Avenir Next" w:eastAsia="Avenir Next"/>
+              <w:color w:val="5A5F66"/>
+              <w:sz w:val="15"/>
+              <w:szCs w:val="15"/>
+            </w:rPr>
+            <w:fldChar w:fldCharType="separate"/>
+          </w:r>
+          <w:r>
+            <w:rPr>
+              <w:rFonts w:ascii="Avenir Next" w:hAnsi="Avenir Next" w:cs="Avenir Next" w:eastAsia="Avenir Next"/>
+              <w:color w:val="5A5F66"/>
+              <w:sz w:val="15"/>
+              <w:szCs w:val="15"/>
+            </w:rPr>
+            <w:t xml:space="preserve">1</w:t>
+          </w:r>
+          <w:r>
+            <w:rPr>
+              <w:rFonts w:ascii="Avenir Next" w:hAnsi="Avenir Next" w:cs="Avenir Next" w:eastAsia="Avenir Next"/>
+              <w:color w:val="5A5F66"/>
+              <w:sz w:val="15"/>
+              <w:szCs w:val="15"/>
+            </w:rPr>
+            <w:fldChar w:fldCharType="end"/>
           </w:r>
         </w:p>
       </w:tc>
@@ -4093,5 +4214,23 @@
       </w:tblCellMar>
     </w:tblPr>
   </w:style>
+  <w:style w:type="paragraph" w:styleId="Heading1">
+    <w:name w:val="heading 1"/>
+    <w:basedOn w:val="Normal"/>
+    <w:pPr>
+      <w:outlineLvl w:val="0"/>
+      <w:keepNext w:val="0"/>
+      <w:keepLines w:val="0"/>
+    </w:pPr>
+  </w:style>
+  <w:style w:type="paragraph" w:styleId="Heading2">
+    <w:name w:val="heading 2"/>
+    <w:basedOn w:val="Normal"/>
+    <w:pPr>
+      <w:outlineLvl w:val="1"/>
+      <w:keepNext w:val="0"/>
+      <w:keepLines w:val="0"/>
+    </w:pPr>
+  </w:style>
 </w:styles>
 </file>